--- a/projects/valuepickr-open-screen/docs/Eureka Forbes Ltd.docx
+++ b/projects/valuepickr-open-screen/docs/Eureka Forbes Ltd.docx
@@ -32,7 +32,7 @@
           <w:sz w:val="22"/>
           <w:szCs w:val="22"/>
         </w:rPr>
-        <w:t xml:space="preserve">A category-leading water-purifier/vacuum-cleaner turnaround under new PE ownership, with genuinely weak trailing returns and a real promoter-pledge risk to weigh against fast recent growth</w:t>
+        <w:t xml:space="preserve">Category-leading water-purifier/vacuum brand (Aquaguard) in a slow, still-unprofitable turnaround under Advent (PE) ownership; ~10-15% grower on a ~4% ROE, priced at ~50x earnings, with the promoter's near-entire stake now pledged</w:t>
       </w:r>
     </w:p>
     <w:p>
@@ -49,7 +49,7 @@
         <w:spacing w:after="120"/>
       </w:pPr>
       <w:r>
-        <w:t xml:space="preserve">Eureka Forbes is India's market leader in water purifiers (Aquaguard, ~45% share) and vacuum cleaners (Forbes/Euroclean, ~60% share), plus a growing air-purification line. Following a change of promoter to Advent International (a PE firm), new CEO Pratik Pota (ex-Jubilant) has been executing an operational turnaround since roughly 2023.</w:t>
+        <w:t xml:space="preserve">Eureka Forbes is India's market leader in water purifiers (Aquaguard, ~45% share) and vacuum cleaners (Forbes/Euroclean, ~60% share), plus a growing air-purification and robotics line and a large AMC/service installed base. Following a change of promoter to Advent International (a PE firm), CEO Pratik Pota (ex-Jubilant) has been running an operational turnaround since ~2023. FY26 revenue Rs 2,710 Cr, PAT Rs 162 Cr; management aspires to Rs 5,400-5,600 Cr revenue and Rs 800-850 Cr EBITDA by FY30 (double revenue, triple EBITDA vs FY25).</w:t>
       </w:r>
     </w:p>
     <w:p>
@@ -99,7 +99,7 @@
           </w:tcPr>
           <w:p>
             <w:r>
-              <w:t xml:space="preserve">Rs 8,047 Cr</w:t>
+              <w:t xml:space="preserve">Rs ~8,050 Cr</w:t>
             </w:r>
           </w:p>
         </w:tc>
@@ -153,7 +153,7 @@
           </w:tcPr>
           <w:p>
             <w:r>
-              <w:t xml:space="preserve">5.86%</w:t>
+              <w:t xml:space="preserve">~5.4-5.9%</w:t>
             </w:r>
           </w:p>
         </w:tc>
@@ -180,7 +180,7 @@
           </w:tcPr>
           <w:p>
             <w:r>
-              <w:t xml:space="preserve">4.25% (3.46% per another source)</w:t>
+              <w:t xml:space="preserve">~4% (3-yr avg ~3.2%)</w:t>
             </w:r>
           </w:p>
         </w:tc>
@@ -207,34 +207,61 @@
           </w:tcPr>
           <w:p>
             <w:r>
-              <w:t xml:space="preserve">60.93%</w:t>
-            </w:r>
-          </w:p>
-        </w:tc>
-      </w:tr>
-      <w:tr>
-        <w:tc>
-          <w:tcPr>
-            <w:tcW w:type="dxa" w:w="3200"/>
-            <w:shd w:fill="F2F2F2" w:val="clear"/>
-          </w:tcPr>
-          <w:p>
-            <w:r>
-              <w:rPr>
-                <w:b/>
-                <w:bCs/>
-              </w:rPr>
-              <w:t xml:space="preserve">5-yr revenue growth</w:t>
-            </w:r>
-          </w:p>
-        </w:tc>
-        <w:tc>
-          <w:tcPr>
-            <w:tcW w:type="dxa" w:w="5800"/>
-          </w:tcPr>
-          <w:p>
-            <w:r>
-              <w:t xml:space="preserve">31.2%/year (one source); 5-yr profit CAGR 160%</w:t>
+              <w:t xml:space="preserve">FY26 ~10%; Q1 FY27 +15.3% to Rs 701 Cr</w:t>
+            </w:r>
+          </w:p>
+        </w:tc>
+      </w:tr>
+      <w:tr>
+        <w:tc>
+          <w:tcPr>
+            <w:tcW w:type="dxa" w:w="3200"/>
+            <w:shd w:fill="F2F2F2" w:val="clear"/>
+          </w:tcPr>
+          <w:p>
+            <w:r>
+              <w:rPr>
+                <w:b/>
+                <w:bCs/>
+              </w:rPr>
+              <w:t xml:space="preserve">FY26 detail</w:t>
+            </w:r>
+          </w:p>
+        </w:tc>
+        <w:tc>
+          <w:tcPr>
+            <w:tcW w:type="dxa" w:w="5800"/>
+          </w:tcPr>
+          <w:p>
+            <w:r>
+              <w:t xml:space="preserve">Revenue Rs 2,710 Cr, PAT Rs 162 Cr, EBITDA margin ~9.5-10%</w:t>
+            </w:r>
+          </w:p>
+        </w:tc>
+      </w:tr>
+      <w:tr>
+        <w:tc>
+          <w:tcPr>
+            <w:tcW w:type="dxa" w:w="3200"/>
+            <w:shd w:fill="F2F2F2" w:val="clear"/>
+          </w:tcPr>
+          <w:p>
+            <w:r>
+              <w:rPr>
+                <w:b/>
+                <w:bCs/>
+              </w:rPr>
+              <w:t xml:space="preserve">P/E / EV-EBITDA</w:t>
+            </w:r>
+          </w:p>
+        </w:tc>
+        <w:tc>
+          <w:tcPr>
+            <w:tcW w:type="dxa" w:w="5800"/>
+          </w:tcPr>
+          <w:p>
+            <w:r>
+              <w:t xml:space="preserve">~50x trailing / ~30x EV-EBITDA</w:t>
             </w:r>
           </w:p>
         </w:tc>
@@ -261,7 +288,7 @@
           </w:tcPr>
           <w:p>
             <w:r>
-              <w:t xml:space="preserve">Almost debt-free</w:t>
+              <w:t xml:space="preserve">Operating co almost debt-free; no dividend despite profits</w:t>
             </w:r>
           </w:p>
         </w:tc>
@@ -277,7 +304,7 @@
         <w:spacing w:after="120"/>
       </w:pPr>
       <w:r>
-        <w:t xml:space="preserve">Trailing return ratios remain genuinely weak (single-digit ROE/ROCE), reflecting the business's earlier troubled history before the Advent-led turnaround. But recent growth has been striking: YoY revenue growth of 60.93% and 5-year profit CAGR of 160%, consistent with a company scaling off a low, post-restructuring base under new professional management. The gap between weak trailing return ratios and strong recent growth is real and large — this is an early-stage turnaround, not yet a proven compounder.</w:t>
+        <w:t xml:space="preserve">Earlier drafts of this file carried a badly overstated growth picture (60.93% YoY revenue / 160% 5-yr profit CAGR) that does not survive the filings. FY26 actuals: revenue Rs 2,710 Cr (~10% YoY), PAT Rs 162 Cr, EBITDA margin ~9.5-10%. Q1 FY27 revenue +15.3% to Rs 701 Cr, PAT Rs 55.4 Cr (+44%, but aided by a ~Rs 19.5 Cr exceptional/gratuity-reversal item) and adjusted EBITDA margin actually down ~46 bps to 10.5% standalone / 9.9% consolidated. Trailing return ratios are genuinely weak (ROE ~4%, ROCE ~5-6%) and have not inflected. The stock trades near 50x trailing earnings, so a slow, still-low-return turnaround is already priced richly. Management's FY30 aspiration (double revenue, triple EBITDA off FY25) implies ~15% revenue and ~25% EBITDA CAGR for four more years, which Q1 FY27's flat-to-down margin does not yet corroborate.</w:t>
       </w:r>
     </w:p>
     <w:p>
@@ -286,62 +313,7 @@
         <w:spacing w:after="120" w:before="280"/>
       </w:pPr>
       <w:r>
-        <w:t xml:space="preserve">Technical Read (Weekly / Monthly MACD + Bollinger Bands, or RSI/CCI/Williams %R proxy)</w:t>
-      </w:r>
-    </w:p>
-    <w:p>
-      <w:pPr>
-        <w:spacing w:after="120"/>
-      </w:pPr>
-      <w:r>
-        <w:t xml:space="preserve">Not pulled this pass — no browser escalation triggered.</w:t>
-      </w:r>
-    </w:p>
-    <w:p>
-      <w:pPr>
-        <w:pStyle w:val="Heading1"/>
-        <w:spacing w:after="120" w:before="280"/>
-      </w:pPr>
-      <w:r>
-        <w:t xml:space="preserve">ValuePickr Community Signal</w:t>
-      </w:r>
-    </w:p>
-    <w:p>
-      <w:pPr>
-        <w:spacing w:after="120"/>
-      </w:pPr>
-      <w:r>
-        <w:t xml:space="preserve">Read the entire available thread (8 of 8 posts, spanning Jun 2025 to Mar 2026 — a new, thin company thread). harsh.beria93 (trusted, elevated-tier) opened the thread and disclosed being invested, citing category leadership. A non-trusted user (abkamath) raised a real, specific concern: promoters (Advent International) have pledged ~54% of their equity against bank loans and reduced shareholding by ~11% over 3 years, alongside the still-single-digit ROE.</w:t>
-      </w:r>
-    </w:p>
-    <w:p>
-      <w:pPr>
-        <w:spacing w:after="120"/>
-      </w:pPr>
-      <w:r>
-        <w:rPr>
-          <w:b/>
-          <w:bCs/>
-          <w:sz w:val="20"/>
-          <w:szCs w:val="20"/>
-        </w:rPr>
-        <w:t xml:space="preserve">High-conviction call from a top contributor: </w:t>
-      </w:r>
-      <w:r>
-        <w:rPr>
-          <w:sz w:val="20"/>
-          <w:szCs w:val="20"/>
-        </w:rPr>
-        <w:t xml:space="preserve">harsh.beria93 (trusted, elevated-tier, per source_detail from a separate portfolio thread) disclosed 'I bought Eureka because they are leaders in water purifier market' with repeated discussion posts. Within the (thin) company thread itself, the promoter-pledge concern was countered by another poster (Unknowninvestor) explaining that Advent, as a PE sponsor, commonly pledges holdings/raises debt to redeploy capital elsewhere and plans to eventually exit fully as the company becomes a standalone professionally-run entity — a plausible explanation, though it doesn't eliminate the pledge as a real balance-sheet risk in the interim.</w:t>
-      </w:r>
-    </w:p>
-    <w:p>
-      <w:pPr>
-        <w:pStyle w:val="Heading1"/>
-        <w:spacing w:after="120" w:before="280"/>
-      </w:pPr>
-      <w:r>
-        <w:t xml:space="preserve">Trusted-User Signals (Ongoing)</w:t>
+        <w:t xml:space="preserve">Deep-Dive: Primary Documents (Annual Reports, Quarterly Results, Exchange Filings)</w:t>
       </w:r>
     </w:p>
     <w:p>
@@ -356,12 +328,12 @@
           <w:sz w:val="18"/>
           <w:szCs w:val="18"/>
         </w:rPr>
-        <w:t xml:space="preserve">Every time a trusted user expresses clear conviction on this stock, most recent first — this section accumulates over time, it isn't a one-time snapshot.</w:t>
-      </w:r>
-    </w:p>
-    <w:p>
-      <w:pPr>
-        <w:spacing w:after="100"/>
+        <w:t xml:space="preserve">Pass 1 — 2026-09-08. Built from the company's own filings (3 years of annual reports, ~4 quarters of results/concalls, and 6 months of BSE/NSE announcements), read via the web — a deeper layer than the forum-sentiment read below.</w:t>
+      </w:r>
+    </w:p>
+    <w:p>
+      <w:pPr>
+        <w:spacing w:after="120"/>
       </w:pPr>
       <w:r>
         <w:rPr>
@@ -370,8 +342,451 @@
           <w:sz w:val="20"/>
           <w:szCs w:val="20"/>
         </w:rPr>
-        <w:t xml:space="preserve">dated language, posts #570, #576-589 in source thread — harsh.beria93 (trusted, elevated-tier)</w:t>
-      </w:r>
+        <w:t xml:space="preserve">Sources reviewed this pass:</w:t>
+      </w:r>
+    </w:p>
+    <w:p>
+      <w:pPr>
+        <w:pStyle w:val="ListParagraph"/>
+        <w:numPr>
+          <w:ilvl w:val="0"/>
+          <w:numId w:val="1"/>
+        </w:numPr>
+        <w:spacing w:after="60"/>
+      </w:pPr>
+      <w:r>
+        <w:t xml:space="preserve">screener.in company page (Eureka Forbes / EUREKAFORB) — FY26 revenue Rs 2,710 Cr, PAT Rs 162 Cr, ROE ~4%, ROCE ~5.4%, no dividend, promoter holding 62.6%</w:t>
+      </w:r>
+    </w:p>
+    <w:p>
+      <w:pPr>
+        <w:pStyle w:val="ListParagraph"/>
+        <w:numPr>
+          <w:ilvl w:val="0"/>
+          <w:numId w:val="1"/>
+        </w:numPr>
+        <w:spacing w:after="60"/>
+      </w:pPr>
+      <w:r>
+        <w:t xml:space="preserve">Q1 FY27 results coverage (multibagg.ai, whalesbook, scanx, businessupturn) — revenue Rs 701 Cr +15.3%, PAT Rs 55.4 Cr incl. ~Rs 19.5 Cr exceptional, adj EBITDA margin 10.5% standalone / 9.9% consol, down ~46 bps YoY</w:t>
+      </w:r>
+    </w:p>
+    <w:p>
+      <w:pPr>
+        <w:pStyle w:val="ListParagraph"/>
+        <w:numPr>
+          <w:ilvl w:val="0"/>
+          <w:numId w:val="1"/>
+        </w:numPr>
+        <w:spacing w:after="60"/>
+      </w:pPr>
+      <w:r>
+        <w:t xml:space="preserve">FY26 earnings call coverage (Business Standard, Outlook Business, Yahoo/GuruFocus) — FY30 aspiration Rs 5,400-5,600 Cr revenue, Rs 800-850 Cr EBITDA (double revenue, triple EBITDA vs FY25); FY27 focus 'accelerate growth, at least maintain margins'</w:t>
+      </w:r>
+    </w:p>
+    <w:p>
+      <w:pPr>
+        <w:pStyle w:val="ListParagraph"/>
+        <w:numPr>
+          <w:ilvl w:val="0"/>
+          <w:numId w:val="1"/>
+        </w:numPr>
+        <w:spacing w:after="60"/>
+      </w:pPr>
+      <w:r>
+        <w:t xml:space="preserve">Promoter-pledge coverage (Whalesbook corporate news, inkl) — Aug 2026 promoters pledged ~62.55% of shares for USD 92m debt refinancing</w:t>
+      </w:r>
+    </w:p>
+    <w:p>
+      <w:pPr>
+        <w:pStyle w:val="ListParagraph"/>
+        <w:numPr>
+          <w:ilvl w:val="0"/>
+          <w:numId w:val="1"/>
+        </w:numPr>
+        <w:spacing w:after="60"/>
+      </w:pPr>
+      <w:r>
+        <w:t xml:space="preserve">Prior 108-stock internal research note ('excluded_large', 'down-trending')</w:t>
+      </w:r>
+    </w:p>
+    <w:p>
+      <w:pPr>
+        <w:spacing w:after="120"/>
+      </w:pPr>
+      <w:r>
+        <w:rPr>
+          <w:b/>
+          <w:bCs/>
+          <w:sz w:val="20"/>
+          <w:szCs w:val="20"/>
+        </w:rPr>
+        <w:t xml:space="preserve">Annual-report findings (3-year view):</w:t>
+      </w:r>
+    </w:p>
+    <w:p>
+      <w:pPr>
+        <w:pStyle w:val="ListParagraph"/>
+        <w:numPr>
+          <w:ilvl w:val="0"/>
+          <w:numId w:val="1"/>
+        </w:numPr>
+        <w:spacing w:after="60"/>
+      </w:pPr>
+      <w:r>
+        <w:t xml:space="preserve">FY26 revenue Rs 2,710 Cr, up ~10% YoY; PAT Rs 162 Cr — a modest grower, not the ~60% shown in earlier drafts of this file</w:t>
+      </w:r>
+    </w:p>
+    <w:p>
+      <w:pPr>
+        <w:pStyle w:val="ListParagraph"/>
+        <w:numPr>
+          <w:ilvl w:val="0"/>
+          <w:numId w:val="1"/>
+        </w:numPr>
+        <w:spacing w:after="60"/>
+      </w:pPr>
+      <w:r>
+        <w:t xml:space="preserve">Return ratios structurally weak and flat: ROE ~4% (3-yr avg ~3.2%), ROCE ~5.4-5.9% — the turnaround has lifted growth and reported profit off a low base but not the return on capital</w:t>
+      </w:r>
+    </w:p>
+    <w:p>
+      <w:pPr>
+        <w:pStyle w:val="ListParagraph"/>
+        <w:numPr>
+          <w:ilvl w:val="0"/>
+          <w:numId w:val="1"/>
+        </w:numPr>
+        <w:spacing w:after="60"/>
+      </w:pPr>
+      <w:r>
+        <w:t xml:space="preserve">Balance sheet: operating company near debt-free; however promoter (Advent) leverage sits against the stake — ~54% pledged earlier, escalated to ~62.55% of shares in Aug 2026 for a USD 92m refinancing</w:t>
+      </w:r>
+    </w:p>
+    <w:p>
+      <w:pPr>
+        <w:pStyle w:val="ListParagraph"/>
+        <w:numPr>
+          <w:ilvl w:val="0"/>
+          <w:numId w:val="1"/>
+        </w:numPr>
+        <w:spacing w:after="60"/>
+      </w:pPr>
+      <w:r>
+        <w:t xml:space="preserve">No dividend despite consecutive profitable years — cash retained / turnaround reinvestment, but also consistent with the PE sponsor's own capital plans</w:t>
+      </w:r>
+    </w:p>
+    <w:p>
+      <w:pPr>
+        <w:pStyle w:val="ListParagraph"/>
+        <w:numPr>
+          <w:ilvl w:val="0"/>
+          <w:numId w:val="1"/>
+        </w:numPr>
+        <w:spacing w:after="60"/>
+      </w:pPr>
+      <w:r>
+        <w:t xml:space="preserve">Management FY30 aspiration: Rs 5,400-5,600 Cr revenue and Rs 800-850 Cr EBITDA — i.e. ~15% revenue CAGR and ~25% EBITDA CAGR for four more years; framed explicitly as an aspiration</w:t>
+      </w:r>
+    </w:p>
+    <w:p>
+      <w:pPr>
+        <w:spacing w:after="120"/>
+      </w:pPr>
+      <w:r>
+        <w:rPr>
+          <w:b/>
+          <w:bCs/>
+          <w:sz w:val="20"/>
+          <w:szCs w:val="20"/>
+        </w:rPr>
+        <w:t xml:space="preserve">Quarterly trend (last ~4 quarters + concall commentary):</w:t>
+      </w:r>
+    </w:p>
+    <w:p>
+      <w:pPr>
+        <w:pStyle w:val="ListParagraph"/>
+        <w:numPr>
+          <w:ilvl w:val="0"/>
+          <w:numId w:val="1"/>
+        </w:numPr>
+        <w:spacing w:after="60"/>
+      </w:pPr>
+      <w:r>
+        <w:t xml:space="preserve">FY26 full year: revenue Rs 2,710 Cr (~10% YoY), EBITDA margin ~9.5-10%, PAT Rs 162 Cr</w:t>
+      </w:r>
+    </w:p>
+    <w:p>
+      <w:pPr>
+        <w:pStyle w:val="ListParagraph"/>
+        <w:numPr>
+          <w:ilvl w:val="0"/>
+          <w:numId w:val="1"/>
+        </w:numPr>
+        <w:spacing w:after="60"/>
+      </w:pPr>
+      <w:r>
+        <w:t xml:space="preserve">Q4 FY26: PAT +31% YoY, EBITDA margin ~9.5% (Business Standard)</w:t>
+      </w:r>
+    </w:p>
+    <w:p>
+      <w:pPr>
+        <w:pStyle w:val="ListParagraph"/>
+        <w:numPr>
+          <w:ilvl w:val="0"/>
+          <w:numId w:val="1"/>
+        </w:numPr>
+        <w:spacing w:after="60"/>
+      </w:pPr>
+      <w:r>
+        <w:t xml:space="preserve">Q1 FY27: revenue Rs 701 Cr (+15.3% YoY) on strong water-purifier volume + newer categories; PAT Rs 55.4 Cr (+44%) but includes ~Rs 19.5 Cr exceptional/gratuity-reversal; adjusted EBITDA margin 10.5% standalone (-46 bps YoY), 9.9% consolidated</w:t>
+      </w:r>
+    </w:p>
+    <w:p>
+      <w:pPr>
+        <w:pStyle w:val="ListParagraph"/>
+        <w:numPr>
+          <w:ilvl w:val="0"/>
+          <w:numId w:val="1"/>
+        </w:numPr>
+        <w:spacing w:after="60"/>
+      </w:pPr>
+      <w:r>
+        <w:t xml:space="preserve">Service/AMC: sustained double-digit AMC-booking growth, but service revenue growth has been softening vs product growth</w:t>
+      </w:r>
+    </w:p>
+    <w:p>
+      <w:pPr>
+        <w:spacing w:after="120"/>
+      </w:pPr>
+      <w:r>
+        <w:rPr>
+          <w:b/>
+          <w:bCs/>
+          <w:sz w:val="20"/>
+          <w:szCs w:val="20"/>
+        </w:rPr>
+        <w:t xml:space="preserve">Exchange announcements (last 6 months):</w:t>
+      </w:r>
+    </w:p>
+    <w:p>
+      <w:pPr>
+        <w:pStyle w:val="ListParagraph"/>
+        <w:numPr>
+          <w:ilvl w:val="0"/>
+          <w:numId w:val="1"/>
+        </w:numPr>
+        <w:spacing w:after="60"/>
+      </w:pPr>
+      <w:r>
+        <w:t xml:space="preserve">Aug 2026: promoters pledged ~62.55% of shares for a USD 92m debt refinancing (escalation of the earlier ~54% pledge)</w:t>
+      </w:r>
+    </w:p>
+    <w:p>
+      <w:pPr>
+        <w:pStyle w:val="ListParagraph"/>
+        <w:numPr>
+          <w:ilvl w:val="0"/>
+          <w:numId w:val="1"/>
+        </w:numPr>
+        <w:spacing w:after="60"/>
+      </w:pPr>
+      <w:r>
+        <w:t xml:space="preserve">Jul 2026: FY30 aspiration disclosed at the FY26 earnings call (double revenue / triple EBITDA vs FY25)</w:t>
+      </w:r>
+    </w:p>
+    <w:p>
+      <w:pPr>
+        <w:pStyle w:val="ListParagraph"/>
+        <w:numPr>
+          <w:ilvl w:val="0"/>
+          <w:numId w:val="1"/>
+        </w:numPr>
+        <w:spacing w:after="60"/>
+      </w:pPr>
+      <w:r>
+        <w:t xml:space="preserve">No SEBI/regulatory action; no buyback; no dividend</w:t>
+      </w:r>
+    </w:p>
+    <w:p>
+      <w:pPr>
+        <w:spacing w:after="120"/>
+      </w:pPr>
+      <w:r>
+        <w:rPr>
+          <w:b/>
+          <w:bCs/>
+          <w:sz w:val="20"/>
+          <w:szCs w:val="20"/>
+        </w:rPr>
+        <w:t xml:space="preserve">Key new facts vs. the prior write-up:</w:t>
+      </w:r>
+    </w:p>
+    <w:p>
+      <w:pPr>
+        <w:pStyle w:val="ListParagraph"/>
+        <w:numPr>
+          <w:ilvl w:val="0"/>
+          <w:numId w:val="1"/>
+        </w:numPr>
+        <w:spacing w:after="60"/>
+      </w:pPr>
+      <w:r>
+        <w:t xml:space="preserve">Real FY26 revenue growth is ~10% (Q1 FY27 ~15%), an order of magnitude below the figure previously recorded here — the 10x thesis rested on a wrong number</w:t>
+      </w:r>
+    </w:p>
+    <w:p>
+      <w:pPr>
+        <w:pStyle w:val="ListParagraph"/>
+        <w:numPr>
+          <w:ilvl w:val="0"/>
+          <w:numId w:val="1"/>
+        </w:numPr>
+        <w:spacing w:after="60"/>
+      </w:pPr>
+      <w:r>
+        <w:t xml:space="preserve">ROE/ROCE have not inflected — still ~4% / ~5-6%</w:t>
+      </w:r>
+    </w:p>
+    <w:p>
+      <w:pPr>
+        <w:pStyle w:val="ListParagraph"/>
+        <w:numPr>
+          <w:ilvl w:val="0"/>
+          <w:numId w:val="1"/>
+        </w:numPr>
+        <w:spacing w:after="60"/>
+      </w:pPr>
+      <w:r>
+        <w:t xml:space="preserve">Q1 FY27 adjusted EBITDA margin declined YoY; the headline PAT jump was flattered by an exceptional item</w:t>
+      </w:r>
+    </w:p>
+    <w:p>
+      <w:pPr>
+        <w:pStyle w:val="ListParagraph"/>
+        <w:numPr>
+          <w:ilvl w:val="0"/>
+          <w:numId w:val="1"/>
+        </w:numPr>
+        <w:spacing w:after="60"/>
+      </w:pPr>
+      <w:r>
+        <w:t xml:space="preserve">Promoter pledge is now essentially the entire promoter holding (~62.55% of shares)</w:t>
+      </w:r>
+    </w:p>
+    <w:p>
+      <w:pPr>
+        <w:pStyle w:val="ListParagraph"/>
+        <w:numPr>
+          <w:ilvl w:val="0"/>
+          <w:numId w:val="1"/>
+        </w:numPr>
+        <w:spacing w:after="60"/>
+      </w:pPr>
+      <w:r>
+        <w:t xml:space="preserve">Valuation ~50x trailing earnings / ~30x EV-EBITDA</w:t>
+      </w:r>
+    </w:p>
+    <w:p>
+      <w:pPr>
+        <w:spacing w:after="120"/>
+      </w:pPr>
+      <w:r>
+        <w:rPr>
+          <w:b/>
+          <w:bCs/>
+          <w:sz w:val="20"/>
+          <w:szCs w:val="20"/>
+        </w:rPr>
+        <w:t xml:space="preserve">Open questions / what to watch:</w:t>
+      </w:r>
+    </w:p>
+    <w:p>
+      <w:pPr>
+        <w:pStyle w:val="ListParagraph"/>
+        <w:numPr>
+          <w:ilvl w:val="0"/>
+          <w:numId w:val="1"/>
+        </w:numPr>
+        <w:spacing w:after="60"/>
+      </w:pPr>
+      <w:r>
+        <w:t xml:space="preserve">Can EBITDA margin actually climb toward the ~15% implied by the FY30 EBITDA target, given Q1 FY27 went the other way?</w:t>
+      </w:r>
+    </w:p>
+    <w:p>
+      <w:pPr>
+        <w:pStyle w:val="ListParagraph"/>
+        <w:numPr>
+          <w:ilvl w:val="0"/>
+          <w:numId w:val="1"/>
+        </w:numPr>
+        <w:spacing w:after="60"/>
+      </w:pPr>
+      <w:r>
+        <w:t xml:space="preserve">When and how does Advent unwind the pledge / exit, and what does that do to the float and the stock?</w:t>
+      </w:r>
+    </w:p>
+    <w:p>
+      <w:pPr>
+        <w:pStyle w:val="ListParagraph"/>
+        <w:numPr>
+          <w:ilvl w:val="0"/>
+          <w:numId w:val="1"/>
+        </w:numPr>
+        <w:spacing w:after="60"/>
+      </w:pPr>
+      <w:r>
+        <w:t xml:space="preserve">Is the service/AMC engine re-accelerating or structurally slowing?</w:t>
+      </w:r>
+    </w:p>
+    <w:p>
+      <w:pPr>
+        <w:pStyle w:val="ListParagraph"/>
+        <w:numPr>
+          <w:ilvl w:val="0"/>
+          <w:numId w:val="1"/>
+        </w:numPr>
+        <w:spacing w:after="60"/>
+      </w:pPr>
+      <w:r>
+        <w:t xml:space="preserve">What normalised ROCE can this business reach — is mid-teens even the ceiling?</w:t>
+      </w:r>
+    </w:p>
+    <w:p>
+      <w:pPr>
+        <w:spacing w:after="120" w:before="120"/>
+      </w:pPr>
+      <w:r>
+        <w:rPr>
+          <w:b/>
+          <w:bCs/>
+          <w:sz w:val="20"/>
+          <w:szCs w:val="20"/>
+        </w:rPr>
+        <w:t xml:space="preserve">Conviction impact: </w:t>
+      </w:r>
+      <w:r>
+        <w:rPr>
+          <w:sz w:val="20"/>
+          <w:szCs w:val="20"/>
+        </w:rPr>
+        <w:t xml:space="preserve">Low -&gt; Low. Deep read corrected an overstated growth figure: Eureka Forbes is a ~10-15% grower on ~4% ROE priced at ~50x, with the promoter stake almost fully pledged. Four-box falls to 2.0, thesis_fit moves to 'neither'.</w:t>
+      </w:r>
+    </w:p>
+    <w:p>
+      <w:pPr>
+        <w:pStyle w:val="Heading1"/>
+        <w:spacing w:after="120" w:before="280"/>
+      </w:pPr>
+      <w:r>
+        <w:t xml:space="preserve">Guidance &amp; Expectation Gap</w:t>
+      </w:r>
+    </w:p>
+    <w:p>
+      <w:pPr>
+        <w:spacing w:after="120"/>
+      </w:pPr>
       <w:r>
         <w:rPr>
           <w:i/>
@@ -380,6 +795,1794 @@
           <w:sz w:val="18"/>
           <w:szCs w:val="18"/>
         </w:rPr>
+        <w:t xml:space="preserve">Management guidance decoded into commitments, graded on the expectation → action → operational → commercial → financial ladder, then compared to what the current price appears to assume. Method: playbook/guidance-and-expectation-gap.md.</w:t>
+      </w:r>
+    </w:p>
+    <w:p>
+      <w:pPr>
+        <w:spacing w:after="120"/>
+      </w:pPr>
+      <w:r>
+        <w:rPr>
+          <w:b/>
+          <w:bCs/>
+          <w:sz w:val="20"/>
+          <w:szCs w:val="20"/>
+        </w:rPr>
+        <w:t xml:space="preserve">Commitment ladder (most-proven first):</w:t>
+      </w:r>
+    </w:p>
+    <w:tbl>
+      <w:tblPr>
+        <w:tblW w:type="dxa" w:w="9000"/>
+        <w:tblBorders>
+          <w:top w:val="single" w:color="auto" w:sz="4"/>
+          <w:left w:val="single" w:color="auto" w:sz="4"/>
+          <w:bottom w:val="single" w:color="auto" w:sz="4"/>
+          <w:right w:val="single" w:color="auto" w:sz="4"/>
+          <w:insideH w:val="single" w:color="auto" w:sz="4"/>
+          <w:insideV w:val="single" w:color="auto" w:sz="4"/>
+        </w:tblBorders>
+      </w:tblPr>
+      <w:tblGrid>
+        <w:gridCol w:w="1100"/>
+        <w:gridCol w:w="2600"/>
+        <w:gridCol w:w="2400"/>
+        <w:gridCol w:w="900"/>
+        <w:gridCol w:w="1200"/>
+        <w:gridCol w:w="800"/>
+      </w:tblGrid>
+      <w:tr>
+        <w:trPr>
+          <w:tblHeader/>
+        </w:trPr>
+        <w:tc>
+          <w:tcPr>
+            <w:tcW w:type="dxa" w:w="1100"/>
+            <w:shd w:fill="F2F2F2" w:val="clear"/>
+          </w:tcPr>
+          <w:p>
+            <w:r>
+              <w:rPr>
+                <w:b/>
+                <w:bCs/>
+                <w:sz w:val="18"/>
+                <w:szCs w:val="18"/>
+              </w:rPr>
+              <w:t xml:space="preserve">Area</w:t>
+            </w:r>
+          </w:p>
+        </w:tc>
+        <w:tc>
+          <w:tcPr>
+            <w:tcW w:type="dxa" w:w="2600"/>
+            <w:shd w:fill="F2F2F2" w:val="clear"/>
+          </w:tcPr>
+          <w:p>
+            <w:r>
+              <w:rPr>
+                <w:b/>
+                <w:bCs/>
+                <w:sz w:val="18"/>
+                <w:szCs w:val="18"/>
+              </w:rPr>
+              <w:t xml:space="preserve">Commitment</w:t>
+            </w:r>
+          </w:p>
+        </w:tc>
+        <w:tc>
+          <w:tcPr>
+            <w:tcW w:type="dxa" w:w="2400"/>
+            <w:shd w:fill="F2F2F2" w:val="clear"/>
+          </w:tcPr>
+          <w:p>
+            <w:r>
+              <w:rPr>
+                <w:b/>
+                <w:bCs/>
+                <w:sz w:val="18"/>
+                <w:szCs w:val="18"/>
+              </w:rPr>
+              <w:t xml:space="preserve">Specifics</w:t>
+            </w:r>
+          </w:p>
+        </w:tc>
+        <w:tc>
+          <w:tcPr>
+            <w:tcW w:type="dxa" w:w="900"/>
+            <w:shd w:fill="F2F2F2" w:val="clear"/>
+          </w:tcPr>
+          <w:p>
+            <w:r>
+              <w:rPr>
+                <w:b/>
+                <w:bCs/>
+                <w:sz w:val="18"/>
+                <w:szCs w:val="18"/>
+              </w:rPr>
+              <w:t xml:space="preserve">By when</w:t>
+            </w:r>
+          </w:p>
+        </w:tc>
+        <w:tc>
+          <w:tcPr>
+            <w:tcW w:type="dxa" w:w="1200"/>
+            <w:shd w:fill="F2F2F2" w:val="clear"/>
+          </w:tcPr>
+          <w:p>
+            <w:r>
+              <w:rPr>
+                <w:b/>
+                <w:bCs/>
+                <w:sz w:val="18"/>
+                <w:szCs w:val="18"/>
+              </w:rPr>
+              <w:t xml:space="preserve">Stage</w:t>
+            </w:r>
+          </w:p>
+        </w:tc>
+        <w:tc>
+          <w:tcPr>
+            <w:tcW w:type="dxa" w:w="800"/>
+            <w:shd w:fill="F2F2F2" w:val="clear"/>
+          </w:tcPr>
+          <w:p>
+            <w:r>
+              <w:rPr>
+                <w:b/>
+                <w:bCs/>
+                <w:sz w:val="18"/>
+                <w:szCs w:val="18"/>
+              </w:rPr>
+              <w:t xml:space="preserve">Thesis-critical</w:t>
+            </w:r>
+          </w:p>
+        </w:tc>
+      </w:tr>
+      <w:tr>
+        <w:tc>
+          <w:tcPr>
+            <w:tcW w:type="dxa" w:w="1100"/>
+          </w:tcPr>
+          <w:p>
+            <w:r>
+              <w:rPr>
+                <w:b w:val="false"/>
+                <w:bCs w:val="false"/>
+                <w:sz w:val="18"/>
+                <w:szCs w:val="18"/>
+              </w:rPr>
+              <w:t xml:space="preserve">growth</w:t>
+            </w:r>
+          </w:p>
+        </w:tc>
+        <w:tc>
+          <w:tcPr>
+            <w:tcW w:type="dxa" w:w="2600"/>
+          </w:tcPr>
+          <w:p>
+            <w:r>
+              <w:rPr>
+                <w:b w:val="false"/>
+                <w:bCs w:val="false"/>
+                <w:sz w:val="18"/>
+                <w:szCs w:val="18"/>
+              </w:rPr>
+              <w:t xml:space="preserve">Double revenue and triple EBITDA by FY30 vs FY25</w:t>
+            </w:r>
+          </w:p>
+        </w:tc>
+        <w:tc>
+          <w:tcPr>
+            <w:tcW w:type="dxa" w:w="2400"/>
+          </w:tcPr>
+          <w:p>
+            <w:r>
+              <w:rPr>
+                <w:b w:val="false"/>
+                <w:bCs w:val="false"/>
+                <w:sz w:val="18"/>
+                <w:szCs w:val="18"/>
+              </w:rPr>
+              <w:t xml:space="preserve">Rs 5,400-5,600 Cr revenue, Rs 800-850 Cr EBITDA by FY30</w:t>
+            </w:r>
+          </w:p>
+        </w:tc>
+        <w:tc>
+          <w:tcPr>
+            <w:tcW w:type="dxa" w:w="900"/>
+          </w:tcPr>
+          <w:p>
+            <w:r>
+              <w:rPr>
+                <w:b w:val="false"/>
+                <w:bCs w:val="false"/>
+                <w:sz w:val="18"/>
+                <w:szCs w:val="18"/>
+              </w:rPr>
+              <w:t xml:space="preserve">beyond</w:t>
+            </w:r>
+          </w:p>
+        </w:tc>
+        <w:tc>
+          <w:tcPr>
+            <w:tcW w:type="dxa" w:w="1200"/>
+          </w:tcPr>
+          <w:p>
+            <w:r>
+              <w:rPr>
+                <w:b w:val="false"/>
+                <w:bCs w:val="false"/>
+                <w:sz w:val="18"/>
+                <w:szCs w:val="18"/>
+              </w:rPr>
+              <w:t xml:space="preserve">expectation</w:t>
+            </w:r>
+          </w:p>
+        </w:tc>
+        <w:tc>
+          <w:tcPr>
+            <w:tcW w:type="dxa" w:w="800"/>
+          </w:tcPr>
+          <w:p>
+            <w:r>
+              <w:rPr>
+                <w:b w:val="false"/>
+                <w:bCs w:val="false"/>
+                <w:sz w:val="18"/>
+                <w:szCs w:val="18"/>
+              </w:rPr>
+              <w:t xml:space="preserve">yes</w:t>
+            </w:r>
+          </w:p>
+        </w:tc>
+      </w:tr>
+      <w:tr>
+        <w:tc>
+          <w:tcPr>
+            <w:tcW w:type="dxa" w:w="1100"/>
+          </w:tcPr>
+          <w:p>
+            <w:r>
+              <w:rPr>
+                <w:b w:val="false"/>
+                <w:bCs w:val="false"/>
+                <w:sz w:val="18"/>
+                <w:szCs w:val="18"/>
+              </w:rPr>
+              <w:t xml:space="preserve">margin</w:t>
+            </w:r>
+          </w:p>
+        </w:tc>
+        <w:tc>
+          <w:tcPr>
+            <w:tcW w:type="dxa" w:w="2600"/>
+          </w:tcPr>
+          <w:p>
+            <w:r>
+              <w:rPr>
+                <w:b w:val="false"/>
+                <w:bCs w:val="false"/>
+                <w:sz w:val="18"/>
+                <w:szCs w:val="18"/>
+              </w:rPr>
+              <w:t xml:space="preserve">FY27: accelerate revenue growth while at least maintaining margins</w:t>
+            </w:r>
+          </w:p>
+        </w:tc>
+        <w:tc>
+          <w:tcPr>
+            <w:tcW w:type="dxa" w:w="2400"/>
+          </w:tcPr>
+          <w:p>
+            <w:r>
+              <w:rPr>
+                <w:b w:val="false"/>
+                <w:bCs w:val="false"/>
+                <w:sz w:val="18"/>
+                <w:szCs w:val="18"/>
+              </w:rPr>
+              <w:t xml:space="preserve">vs FY26 EBITDA margin ~9.5-10%</w:t>
+            </w:r>
+          </w:p>
+        </w:tc>
+        <w:tc>
+          <w:tcPr>
+            <w:tcW w:type="dxa" w:w="900"/>
+          </w:tcPr>
+          <w:p>
+            <w:r>
+              <w:rPr>
+                <w:b w:val="false"/>
+                <w:bCs w:val="false"/>
+                <w:sz w:val="18"/>
+                <w:szCs w:val="18"/>
+              </w:rPr>
+              <w:t xml:space="preserve">FY27</w:t>
+            </w:r>
+          </w:p>
+        </w:tc>
+        <w:tc>
+          <w:tcPr>
+            <w:tcW w:type="dxa" w:w="1200"/>
+          </w:tcPr>
+          <w:p>
+            <w:r>
+              <w:rPr>
+                <w:b w:val="false"/>
+                <w:bCs w:val="false"/>
+                <w:sz w:val="18"/>
+                <w:szCs w:val="18"/>
+              </w:rPr>
+              <w:t xml:space="preserve">expectation</w:t>
+            </w:r>
+          </w:p>
+        </w:tc>
+        <w:tc>
+          <w:tcPr>
+            <w:tcW w:type="dxa" w:w="800"/>
+          </w:tcPr>
+          <w:p>
+            <w:r>
+              <w:rPr>
+                <w:b w:val="false"/>
+                <w:bCs w:val="false"/>
+                <w:sz w:val="18"/>
+                <w:szCs w:val="18"/>
+              </w:rPr>
+              <w:t xml:space="preserve">yes</w:t>
+            </w:r>
+          </w:p>
+        </w:tc>
+      </w:tr>
+      <w:tr>
+        <w:tc>
+          <w:tcPr>
+            <w:tcW w:type="dxa" w:w="1100"/>
+          </w:tcPr>
+          <w:p>
+            <w:r>
+              <w:rPr>
+                <w:b w:val="false"/>
+                <w:bCs w:val="false"/>
+                <w:sz w:val="18"/>
+                <w:szCs w:val="18"/>
+              </w:rPr>
+              <w:t xml:space="preserve">new_business</w:t>
+            </w:r>
+          </w:p>
+        </w:tc>
+        <w:tc>
+          <w:tcPr>
+            <w:tcW w:type="dxa" w:w="2600"/>
+          </w:tcPr>
+          <w:p>
+            <w:r>
+              <w:rPr>
+                <w:b w:val="false"/>
+                <w:bCs w:val="false"/>
+                <w:sz w:val="18"/>
+                <w:szCs w:val="18"/>
+              </w:rPr>
+              <w:t xml:space="preserve">Scale air purifiers, robotics and AMC/filters monetisation on the installed base</w:t>
+            </w:r>
+          </w:p>
+        </w:tc>
+        <w:tc>
+          <w:tcPr>
+            <w:tcW w:type="dxa" w:w="2400"/>
+          </w:tcPr>
+          <w:p>
+            <w:r>
+              <w:rPr>
+                <w:b w:val="false"/>
+                <w:bCs w:val="false"/>
+                <w:sz w:val="18"/>
+                <w:szCs w:val="18"/>
+              </w:rPr>
+              <w:t xml:space="preserve">double-digit AMC-booking growth</w:t>
+            </w:r>
+          </w:p>
+        </w:tc>
+        <w:tc>
+          <w:tcPr>
+            <w:tcW w:type="dxa" w:w="900"/>
+          </w:tcPr>
+          <w:p>
+            <w:r>
+              <w:rPr>
+                <w:b w:val="false"/>
+                <w:bCs w:val="false"/>
+                <w:sz w:val="18"/>
+                <w:szCs w:val="18"/>
+              </w:rPr>
+              <w:t xml:space="preserve">12M</w:t>
+            </w:r>
+          </w:p>
+        </w:tc>
+        <w:tc>
+          <w:tcPr>
+            <w:tcW w:type="dxa" w:w="1200"/>
+          </w:tcPr>
+          <w:p>
+            <w:r>
+              <w:rPr>
+                <w:b w:val="false"/>
+                <w:bCs w:val="false"/>
+                <w:sz w:val="18"/>
+                <w:szCs w:val="18"/>
+              </w:rPr>
+              <w:t xml:space="preserve">commercial</w:t>
+            </w:r>
+          </w:p>
+        </w:tc>
+        <w:tc>
+          <w:tcPr>
+            <w:tcW w:type="dxa" w:w="800"/>
+          </w:tcPr>
+          <w:p>
+            <w:r>
+              <w:rPr>
+                <w:b w:val="false"/>
+                <w:bCs w:val="false"/>
+                <w:sz w:val="18"/>
+                <w:szCs w:val="18"/>
+              </w:rPr>
+              <w:t xml:space="preserve"/>
+            </w:r>
+          </w:p>
+        </w:tc>
+      </w:tr>
+    </w:tbl>
+    <w:p>
+      <w:pPr>
+        <w:spacing w:after="60" w:before="120"/>
+      </w:pPr>
+      <w:r>
+        <w:rPr>
+          <w:b/>
+          <w:bCs/>
+          <w:sz w:val="20"/>
+          <w:szCs w:val="20"/>
+        </w:rPr>
+        <w:t xml:space="preserve">Earnings chain: </w:t>
+      </w:r>
+      <w:r>
+        <w:rPr>
+          <w:b w:val="false"/>
+          <w:bCs w:val="false"/>
+          <w:sz w:val="20"/>
+          <w:szCs w:val="20"/>
+        </w:rPr>
+        <w:t xml:space="preserve">water-purifier volume + price growth</w:t>
+      </w:r>
+      <w:r>
+        <w:rPr>
+          <w:color w:val="666666"/>
+          <w:sz w:val="20"/>
+          <w:szCs w:val="20"/>
+        </w:rPr>
+        <w:t xml:space="preserve"> → </w:t>
+      </w:r>
+      <w:r>
+        <w:rPr>
+          <w:b w:val="false"/>
+          <w:bCs w:val="false"/>
+          <w:sz w:val="20"/>
+          <w:szCs w:val="20"/>
+        </w:rPr>
+        <w:t xml:space="preserve">newer categories (air, robotics) + AMC bookings</w:t>
+      </w:r>
+      <w:r>
+        <w:rPr>
+          <w:color w:val="666666"/>
+          <w:sz w:val="20"/>
+          <w:szCs w:val="20"/>
+        </w:rPr>
+        <w:t xml:space="preserve"> → </w:t>
+      </w:r>
+      <w:r>
+        <w:rPr>
+          <w:b w:val="false"/>
+          <w:bCs w:val="false"/>
+          <w:sz w:val="20"/>
+          <w:szCs w:val="20"/>
+        </w:rPr>
+        <w:t xml:space="preserve">revenue ~mid-teens growth</w:t>
+      </w:r>
+      <w:r>
+        <w:rPr>
+          <w:color w:val="666666"/>
+          <w:sz w:val="20"/>
+          <w:szCs w:val="20"/>
+        </w:rPr>
+        <w:t xml:space="preserve"> → </w:t>
+      </w:r>
+      <w:r>
+        <w:rPr>
+          <w:b w:val="false"/>
+          <w:bCs w:val="false"/>
+          <w:sz w:val="20"/>
+          <w:szCs w:val="20"/>
+        </w:rPr>
+        <w:t xml:space="preserve">operating leverage + mix</w:t>
+      </w:r>
+      <w:r>
+        <w:rPr>
+          <w:color w:val="666666"/>
+          <w:sz w:val="20"/>
+          <w:szCs w:val="20"/>
+        </w:rPr>
+        <w:t xml:space="preserve"> → </w:t>
+      </w:r>
+      <w:r>
+        <w:rPr>
+          <w:b/>
+          <w:bCs/>
+          <w:color w:val="A32020"/>
+          <w:sz w:val="20"/>
+          <w:szCs w:val="20"/>
+        </w:rPr>
+        <w:t xml:space="preserve">EBITDA margin expansion toward ~15%</w:t>
+      </w:r>
+      <w:r>
+        <w:rPr>
+          <w:color w:val="666666"/>
+          <w:sz w:val="20"/>
+          <w:szCs w:val="20"/>
+        </w:rPr>
+        <w:t xml:space="preserve"> → </w:t>
+      </w:r>
+      <w:r>
+        <w:rPr>
+          <w:b w:val="false"/>
+          <w:bCs w:val="false"/>
+          <w:sz w:val="20"/>
+          <w:szCs w:val="20"/>
+        </w:rPr>
+        <w:t xml:space="preserve">PAT / ROCE re-rating</w:t>
+      </w:r>
+    </w:p>
+    <w:p>
+      <w:pPr>
+        <w:spacing w:after="120"/>
+      </w:pPr>
+      <w:r>
+        <w:rPr>
+          <w:color w:val="666666"/>
+          <w:sz w:val="18"/>
+          <w:szCs w:val="18"/>
+        </w:rPr>
+        <w:t xml:space="preserve">Bottleneck link: EBITDA margin expansion toward ~15%.</w:t>
+      </w:r>
+    </w:p>
+    <w:p>
+      <w:pPr>
+        <w:spacing w:after="120"/>
+      </w:pPr>
+      <w:r>
+        <w:rPr>
+          <w:color w:val="666666"/>
+          <w:sz w:val="18"/>
+          <w:szCs w:val="18"/>
+        </w:rPr>
+        <w:t xml:space="preserve">Operating leverage: unclear — guided, but Q1 FY27 margin fell YoY</w:t>
+      </w:r>
+    </w:p>
+    <w:p>
+      <w:pPr>
+        <w:spacing w:after="120"/>
+      </w:pPr>
+      <w:r>
+        <w:rPr>
+          <w:color w:val="666666"/>
+          <w:sz w:val="18"/>
+          <w:szCs w:val="18"/>
+        </w:rPr>
+        <w:t xml:space="preserve">Evidenced: water-purifier volume + price growth; newer categories (air, robotics) + AMC bookings; revenue ~mid-teens growth. Still assumed: operating leverage + mix; EBITDA margin expansion toward ~15%; PAT / ROCE re-rating.</w:t>
+      </w:r>
+    </w:p>
+    <w:p>
+      <w:pPr>
+        <w:spacing w:after="120"/>
+      </w:pPr>
+      <w:r>
+        <w:rPr>
+          <w:b/>
+          <w:bCs/>
+          <w:sz w:val="20"/>
+          <w:szCs w:val="20"/>
+        </w:rPr>
+        <w:t xml:space="preserve">Market expectation vs. our path:</w:t>
+      </w:r>
+    </w:p>
+    <w:tbl>
+      <w:tblPr>
+        <w:tblW w:type="dxa" w:w="9000"/>
+        <w:tblBorders>
+          <w:top w:val="single" w:color="auto" w:sz="4"/>
+          <w:left w:val="single" w:color="auto" w:sz="4"/>
+          <w:bottom w:val="single" w:color="auto" w:sz="4"/>
+          <w:right w:val="single" w:color="auto" w:sz="4"/>
+          <w:insideH w:val="single" w:color="auto" w:sz="4"/>
+          <w:insideV w:val="single" w:color="auto" w:sz="4"/>
+        </w:tblBorders>
+      </w:tblPr>
+      <w:tblGrid>
+        <w:gridCol w:w="3200"/>
+        <w:gridCol w:w="5800"/>
+      </w:tblGrid>
+      <w:tr>
+        <w:tc>
+          <w:tcPr>
+            <w:tcW w:type="dxa" w:w="3200"/>
+            <w:shd w:fill="F2F2F2" w:val="clear"/>
+          </w:tcPr>
+          <w:p>
+            <w:r>
+              <w:rPr>
+                <w:b/>
+                <w:bCs/>
+              </w:rPr>
+              <w:t xml:space="preserve">As of</w:t>
+            </w:r>
+          </w:p>
+        </w:tc>
+        <w:tc>
+          <w:tcPr>
+            <w:tcW w:type="dxa" w:w="5800"/>
+          </w:tcPr>
+          <w:p>
+            <w:r>
+              <w:t xml:space="preserve">2026-09-08</w:t>
+            </w:r>
+          </w:p>
+        </w:tc>
+      </w:tr>
+      <w:tr>
+        <w:tc>
+          <w:tcPr>
+            <w:tcW w:type="dxa" w:w="3200"/>
+            <w:shd w:fill="F2F2F2" w:val="clear"/>
+          </w:tcPr>
+          <w:p>
+            <w:r>
+              <w:rPr>
+                <w:b/>
+                <w:bCs/>
+              </w:rPr>
+              <w:t xml:space="preserve">Price / multiple</w:t>
+            </w:r>
+          </w:p>
+        </w:tc>
+        <w:tc>
+          <w:tcPr>
+            <w:tcW w:type="dxa" w:w="5800"/>
+          </w:tcPr>
+          <w:p>
+            <w:r>
+              <w:t xml:space="preserve">50x P/E · 30x EV/EBITDA</w:t>
+            </w:r>
+          </w:p>
+        </w:tc>
+      </w:tr>
+      <w:tr>
+        <w:tc>
+          <w:tcPr>
+            <w:tcW w:type="dxa" w:w="3200"/>
+            <w:shd w:fill="F2F2F2" w:val="clear"/>
+          </w:tcPr>
+          <w:p>
+            <w:r>
+              <w:rPr>
+                <w:b/>
+                <w:bCs/>
+              </w:rPr>
+              <w:t xml:space="preserve">Right valuation lens</w:t>
+            </w:r>
+          </w:p>
+        </w:tc>
+        <w:tc>
+          <w:tcPr>
+            <w:tcW w:type="dxa" w:w="5800"/>
+          </w:tcPr>
+          <w:p>
+            <w:r>
+              <w:t xml:space="preserve">P/E</w:t>
+            </w:r>
+          </w:p>
+        </w:tc>
+      </w:tr>
+      <w:tr>
+        <w:tc>
+          <w:tcPr>
+            <w:tcW w:type="dxa" w:w="3200"/>
+            <w:shd w:fill="F2F2F2" w:val="clear"/>
+          </w:tcPr>
+          <w:p>
+            <w:r>
+              <w:rPr>
+                <w:b/>
+                <w:bCs/>
+              </w:rPr>
+              <w:t xml:space="preserve">Price implies</w:t>
+            </w:r>
+          </w:p>
+        </w:tc>
+        <w:tc>
+          <w:tcPr>
+            <w:tcW w:type="dxa" w:w="5800"/>
+          </w:tcPr>
+          <w:p>
+            <w:r>
+              <w:t xml:space="preserve">~28-30% EPS CAGR FY26-28 needed to justify ~50x today against a ~30x high-quality-franchise exit multiple</w:t>
+            </w:r>
+          </w:p>
+        </w:tc>
+      </w:tr>
+      <w:tr>
+        <w:tc>
+          <w:tcPr>
+            <w:tcW w:type="dxa" w:w="3200"/>
+            <w:shd w:fill="F2F2F2" w:val="clear"/>
+          </w:tcPr>
+          <w:p>
+            <w:r>
+              <w:rPr>
+                <w:b/>
+                <w:bCs/>
+              </w:rPr>
+              <w:t xml:space="preserve">Our FY27</w:t>
+            </w:r>
+          </w:p>
+        </w:tc>
+        <w:tc>
+          <w:tcPr>
+            <w:tcW w:type="dxa" w:w="5800"/>
+          </w:tcPr>
+          <w:p>
+            <w:r>
+              <w:t xml:space="preserve">revenue +12-15%, EBITDA margin roughly flat at ~10%, PAT +15-20% ex-exceptionals</w:t>
+            </w:r>
+          </w:p>
+        </w:tc>
+      </w:tr>
+      <w:tr>
+        <w:tc>
+          <w:tcPr>
+            <w:tcW w:type="dxa" w:w="3200"/>
+            <w:shd w:fill="F2F2F2" w:val="clear"/>
+          </w:tcPr>
+          <w:p>
+            <w:r>
+              <w:rPr>
+                <w:b/>
+                <w:bCs/>
+              </w:rPr>
+              <w:t xml:space="preserve">Our FY28</w:t>
+            </w:r>
+          </w:p>
+        </w:tc>
+        <w:tc>
+          <w:tcPr>
+            <w:tcW w:type="dxa" w:w="5800"/>
+          </w:tcPr>
+          <w:p>
+            <w:r>
+              <w:t xml:space="preserve">revenue +12-15%, some margin drift up if pricing holds, PAT +15-20% — well short of the ~28-30% the multiple needs</w:t>
+            </w:r>
+          </w:p>
+        </w:tc>
+      </w:tr>
+      <w:tr>
+        <w:tc>
+          <w:tcPr>
+            <w:tcW w:type="dxa" w:w="3200"/>
+            <w:shd w:fill="F2F2F2" w:val="clear"/>
+          </w:tcPr>
+          <w:p>
+            <w:r>
+              <w:rPr>
+                <w:b/>
+                <w:bCs/>
+              </w:rPr>
+              <w:t xml:space="preserve">Gap direction</w:t>
+            </w:r>
+          </w:p>
+        </w:tc>
+        <w:tc>
+          <w:tcPr>
+            <w:tcW w:type="dxa" w:w="5800"/>
+          </w:tcPr>
+          <w:p>
+            <w:r>
+              <w:t xml:space="preserve">over-optimistic</w:t>
+            </w:r>
+          </w:p>
+        </w:tc>
+      </w:tr>
+      <w:tr>
+        <w:tc>
+          <w:tcPr>
+            <w:tcW w:type="dxa" w:w="3200"/>
+            <w:shd w:fill="F2F2F2" w:val="clear"/>
+          </w:tcPr>
+          <w:p>
+            <w:r>
+              <w:rPr>
+                <w:b/>
+                <w:bCs/>
+              </w:rPr>
+              <w:t xml:space="preserve">Gap type</w:t>
+            </w:r>
+          </w:p>
+        </w:tc>
+        <w:tc>
+          <w:tcPr>
+            <w:tcW w:type="dxa" w:w="5800"/>
+          </w:tcPr>
+          <w:p>
+            <w:r>
+              <w:t xml:space="preserve">margin</w:t>
+            </w:r>
+          </w:p>
+        </w:tc>
+      </w:tr>
+      <w:tr>
+        <w:tc>
+          <w:tcPr>
+            <w:tcW w:type="dxa" w:w="3200"/>
+            <w:shd w:fill="F2F2F2" w:val="clear"/>
+          </w:tcPr>
+          <w:p>
+            <w:r>
+              <w:rPr>
+                <w:b/>
+                <w:bCs/>
+              </w:rPr>
+              <w:t xml:space="preserve">Gap magnitude</w:t>
+            </w:r>
+          </w:p>
+        </w:tc>
+        <w:tc>
+          <w:tcPr>
+            <w:tcW w:type="dxa" w:w="5800"/>
+          </w:tcPr>
+          <w:p>
+            <w:r>
+              <w:t xml:space="preserve">-25% (our FY28 PAT vs implied)</w:t>
+            </w:r>
+          </w:p>
+        </w:tc>
+      </w:tr>
+      <w:tr>
+        <w:tc>
+          <w:tcPr>
+            <w:tcW w:type="dxa" w:w="3200"/>
+            <w:shd w:fill="F2F2F2" w:val="clear"/>
+          </w:tcPr>
+          <w:p>
+            <w:r>
+              <w:rPr>
+                <w:b/>
+                <w:bCs/>
+              </w:rPr>
+              <w:t xml:space="preserve">Gap basis</w:t>
+            </w:r>
+          </w:p>
+        </w:tc>
+        <w:tc>
+          <w:tcPr>
+            <w:tcW w:type="dxa" w:w="5800"/>
+          </w:tcPr>
+          <w:p>
+            <w:r>
+              <w:t xml:space="preserve">Price embeds a fast margin/ROCE inflection; Q1 FY27 margin fell YoY and management frames the ramp as an FY30 aspiration, not a committed near-term step-up</w:t>
+            </w:r>
+          </w:p>
+        </w:tc>
+      </w:tr>
+      <w:tr>
+        <w:tc>
+          <w:tcPr>
+            <w:tcW w:type="dxa" w:w="3200"/>
+            <w:shd w:fill="F2F2F2" w:val="clear"/>
+          </w:tcPr>
+          <w:p>
+            <w:r>
+              <w:rPr>
+                <w:b/>
+                <w:bCs/>
+              </w:rPr>
+              <w:t xml:space="preserve">Evidence quality</w:t>
+            </w:r>
+          </w:p>
+        </w:tc>
+        <w:tc>
+          <w:tcPr>
+            <w:tcW w:type="dxa" w:w="5800"/>
+          </w:tcPr>
+          <w:p>
+            <w:r>
+              <w:t xml:space="preserve">weak</w:t>
+            </w:r>
+          </w:p>
+        </w:tc>
+      </w:tr>
+    </w:tbl>
+    <w:p>
+      <w:pPr>
+        <w:spacing w:after="120"/>
+      </w:pPr>
+      <w:r>
+        <w:rPr>
+          <w:i/>
+          <w:iCs/>
+          <w:color w:val="666666"/>
+          <w:sz w:val="16"/>
+          <w:szCs w:val="16"/>
+        </w:rPr>
+        <w:t xml:space="preserve">no broker consensus; implied path is a reverse-P/E estimate + screener.in forward figures + VP thread view</w:t>
+      </w:r>
+    </w:p>
+    <w:p>
+      <w:pPr>
+        <w:spacing w:after="120" w:before="120"/>
+      </w:pPr>
+      <w:r>
+        <w:rPr>
+          <w:b/>
+          <w:bCs/>
+          <w:sz w:val="20"/>
+          <w:szCs w:val="20"/>
+        </w:rPr>
+        <w:t xml:space="preserve">Catalyst: </w:t>
+      </w:r>
+      <w:r>
+        <w:rPr>
+          <w:sz w:val="20"/>
+          <w:szCs w:val="20"/>
+        </w:rPr>
+        <w:t xml:space="preserve">Two or more quarters showing EBITDA margin actually expanding toward the FY30 path, and/or resolution/unwind of the promoter pledge</w:t>
+      </w:r>
+      <w:r>
+        <w:rPr>
+          <w:color w:val="666666"/>
+          <w:sz w:val="18"/>
+          <w:szCs w:val="18"/>
+        </w:rPr>
+        <w:t xml:space="preserve"> (window ~12M from 2026-09-08; undated; evidence low; pending)</w:t>
+      </w:r>
+    </w:p>
+    <w:p>
+      <w:pPr>
+        <w:pStyle w:val="Heading1"/>
+        <w:spacing w:after="120" w:before="280"/>
+      </w:pPr>
+      <w:r>
+        <w:t xml:space="preserve">Ishmohit-Lens Checks (value chain · earnings quality · growth trajectory · management · quality metrics · track record · global-signal check)</w:t>
+      </w:r>
+    </w:p>
+    <w:p>
+      <w:pPr>
+        <w:spacing w:after="120"/>
+      </w:pPr>
+      <w:r>
+        <w:rPr>
+          <w:i/>
+          <w:iCs/>
+          <w:color w:val="666666"/>
+          <w:sz w:val="18"/>
+          <w:szCs w:val="18"/>
+        </w:rPr>
+        <w:t xml:space="preserve">Extra checks drawn from @ishmohit1 / SOIC methodology (playbook/ishmohit-soic-style.md): where the company sits in its value chain and what the supply side is doing, whether a margin/PAT inflection is structural or a cyclical peak, the rate-of-change of growth vs. what the multiple demands, and management quality as a positive attribute.</w:t>
+      </w:r>
+    </w:p>
+    <w:p>
+      <w:pPr>
+        <w:spacing w:after="120"/>
+      </w:pPr>
+      <w:r>
+        <w:rPr>
+          <w:b/>
+          <w:bCs/>
+          <w:sz w:val="20"/>
+          <w:szCs w:val="20"/>
+        </w:rPr>
+        <w:t xml:space="preserve">Value chain &amp; supply side:</w:t>
+      </w:r>
+    </w:p>
+    <w:tbl>
+      <w:tblPr>
+        <w:tblW w:type="dxa" w:w="9000"/>
+        <w:tblBorders>
+          <w:top w:val="single" w:color="auto" w:sz="4"/>
+          <w:left w:val="single" w:color="auto" w:sz="4"/>
+          <w:bottom w:val="single" w:color="auto" w:sz="4"/>
+          <w:right w:val="single" w:color="auto" w:sz="4"/>
+          <w:insideH w:val="single" w:color="auto" w:sz="4"/>
+          <w:insideV w:val="single" w:color="auto" w:sz="4"/>
+        </w:tblBorders>
+      </w:tblPr>
+      <w:tblGrid>
+        <w:gridCol w:w="3200"/>
+        <w:gridCol w:w="5800"/>
+      </w:tblGrid>
+      <w:tr>
+        <w:tc>
+          <w:tcPr>
+            <w:tcW w:type="dxa" w:w="3200"/>
+            <w:shd w:fill="F2F2F2" w:val="clear"/>
+          </w:tcPr>
+          <w:p>
+            <w:r>
+              <w:rPr>
+                <w:b/>
+                <w:bCs/>
+              </w:rPr>
+              <w:t xml:space="preserve">Theme</w:t>
+            </w:r>
+          </w:p>
+        </w:tc>
+        <w:tc>
+          <w:tcPr>
+            <w:tcW w:type="dxa" w:w="5800"/>
+          </w:tcPr>
+          <w:p>
+            <w:r>
+              <w:t xml:space="preserve">home water/air purification + cleaning appliances + AMC service</w:t>
+            </w:r>
+          </w:p>
+        </w:tc>
+      </w:tr>
+      <w:tr>
+        <w:tc>
+          <w:tcPr>
+            <w:tcW w:type="dxa" w:w="3200"/>
+            <w:shd w:fill="F2F2F2" w:val="clear"/>
+          </w:tcPr>
+          <w:p>
+            <w:r>
+              <w:rPr>
+                <w:b/>
+                <w:bCs/>
+              </w:rPr>
+              <w:t xml:space="preserve">This company's position</w:t>
+            </w:r>
+          </w:p>
+        </w:tc>
+        <w:tc>
+          <w:tcPr>
+            <w:tcW w:type="dxa" w:w="5800"/>
+          </w:tcPr>
+          <w:p>
+            <w:r>
+              <w:t xml:space="preserve">brand-led market leader (Aquaguard, Forbes/Euroclean) with the largest direct-service/installed-base network in India</w:t>
+            </w:r>
+          </w:p>
+        </w:tc>
+      </w:tr>
+      <w:tr>
+        <w:tc>
+          <w:tcPr>
+            <w:tcW w:type="dxa" w:w="3200"/>
+            <w:shd w:fill="F2F2F2" w:val="clear"/>
+          </w:tcPr>
+          <w:p>
+            <w:r>
+              <w:rPr>
+                <w:b/>
+                <w:bCs/>
+              </w:rPr>
+              <w:t xml:space="preserve">Bottleneck node (pricing power)</w:t>
+            </w:r>
+          </w:p>
+        </w:tc>
+        <w:tc>
+          <w:tcPr>
+            <w:tcW w:type="dxa" w:w="5800"/>
+          </w:tcPr>
+          <w:p>
+            <w:r>
+              <w:t xml:space="preserve">service-engine productivity and margin structure</w:t>
+            </w:r>
+          </w:p>
+        </w:tc>
+      </w:tr>
+      <w:tr>
+        <w:tc>
+          <w:tcPr>
+            <w:tcW w:type="dxa" w:w="3200"/>
+            <w:shd w:fill="F2F2F2" w:val="clear"/>
+          </w:tcPr>
+          <w:p>
+            <w:r>
+              <w:rPr>
+                <w:b/>
+                <w:bCs/>
+              </w:rPr>
+              <w:t xml:space="preserve">Supply-side status</w:t>
+            </w:r>
+          </w:p>
+        </w:tc>
+        <w:tc>
+          <w:tcPr>
+            <w:tcW w:type="dxa" w:w="5800"/>
+          </w:tcPr>
+          <w:p>
+            <w:r>
+              <w:t xml:space="preserve">consolidating</w:t>
+            </w:r>
+          </w:p>
+        </w:tc>
+      </w:tr>
+      <w:tr>
+        <w:tc>
+          <w:tcPr>
+            <w:tcW w:type="dxa" w:w="3200"/>
+            <w:shd w:fill="F2F2F2" w:val="clear"/>
+          </w:tcPr>
+          <w:p>
+            <w:r>
+              <w:rPr>
+                <w:b/>
+                <w:bCs/>
+              </w:rPr>
+              <w:t xml:space="preserve">Adjacent-node peers</w:t>
+            </w:r>
+          </w:p>
+        </w:tc>
+        <w:tc>
+          <w:tcPr>
+            <w:tcW w:type="dxa" w:w="5800"/>
+          </w:tcPr>
+          <w:p>
+            <w:r>
+              <w:t xml:space="preserve">Kent RO (unlisted), A O Smith India (unlisted), Havells / Crompton (appliances), SHEELA FOAM / V-Guard (adjacent consumer durables)</w:t>
+            </w:r>
+          </w:p>
+        </w:tc>
+      </w:tr>
+    </w:tbl>
+    <w:p>
+      <w:pPr>
+        <w:spacing w:after="120"/>
+      </w:pPr>
+      <w:r>
+        <w:rPr>
+          <w:color w:val="666666"/>
+          <w:sz w:val="18"/>
+          <w:szCs w:val="18"/>
+        </w:rPr>
+        <w:t xml:space="preserve">Organised water-purifier supply is a handful of scaled brands; Eureka Forbes' installed base + AMC network is the real edge. Category is consolidating around brand + service, which favours the leader on volume but has not yet translated to pricing power in the P&amp;L.</w:t>
+      </w:r>
+    </w:p>
+    <w:p>
+      <w:pPr>
+        <w:spacing w:after="60" w:before="120"/>
+      </w:pPr>
+      <w:r>
+        <w:rPr>
+          <w:b/>
+          <w:bCs/>
+          <w:sz w:val="20"/>
+          <w:szCs w:val="20"/>
+        </w:rPr>
+        <w:t xml:space="preserve">Earnings quality: </w:t>
+      </w:r>
+      <w:r>
+        <w:rPr>
+          <w:sz w:val="20"/>
+          <w:szCs w:val="20"/>
+        </w:rPr>
+        <w:t xml:space="preserve">margin driver mixed</w:t>
+      </w:r>
+      <w:r>
+        <w:rPr>
+          <w:b/>
+          <w:bCs/>
+          <w:color w:val="A32020"/>
+          <w:sz w:val="20"/>
+          <w:szCs w:val="20"/>
+        </w:rPr>
+        <w:t xml:space="preserve"/>
+      </w:r>
+    </w:p>
+    <w:p>
+      <w:pPr>
+        <w:spacing w:after="120"/>
+      </w:pPr>
+      <w:r>
+        <w:rPr>
+          <w:color w:val="666666"/>
+          <w:sz w:val="18"/>
+          <w:szCs w:val="18"/>
+        </w:rPr>
+        <w:t xml:space="preserve">Drivers: pricing actions holding without volume loss; operating leverage on a fixed service/distribution base; mix toward newer categories and AMC.</w:t>
+      </w:r>
+    </w:p>
+    <w:p>
+      <w:pPr>
+        <w:spacing w:after="120"/>
+      </w:pPr>
+      <w:r>
+        <w:rPr>
+          <w:color w:val="666666"/>
+          <w:sz w:val="18"/>
+          <w:szCs w:val="18"/>
+        </w:rPr>
+        <w:t xml:space="preserve">Reported EBITDA margin ~10% is below, not above, a defensible through-cycle level for a category leader — the risk here is that margins fail to rise, not that they are unsustainably high. Q1 FY27's ~Rs 19.5 Cr exceptional flattered PAT; underlying margin declined ~46 bps YoY.</w:t>
+      </w:r>
+    </w:p>
+    <w:p>
+      <w:pPr>
+        <w:spacing w:after="60" w:before="120"/>
+      </w:pPr>
+      <w:r>
+        <w:rPr>
+          <w:b/>
+          <w:bCs/>
+          <w:sz w:val="20"/>
+          <w:szCs w:val="20"/>
+        </w:rPr>
+        <w:t xml:space="preserve">Growth trajectory: </w:t>
+      </w:r>
+      <w:r>
+        <w:rPr>
+          <w:b w:val="false"/>
+          <w:bCs w:val="false"/>
+          <w:sz w:val="20"/>
+          <w:szCs w:val="20"/>
+        </w:rPr>
+        <w:t xml:space="preserve">YoY growth rate is steady</w:t>
+      </w:r>
+    </w:p>
+    <w:p>
+      <w:pPr>
+        <w:spacing w:after="120"/>
+      </w:pPr>
+      <w:r>
+        <w:rPr>
+          <w:color w:val="666666"/>
+          <w:sz w:val="18"/>
+          <w:szCs w:val="18"/>
+        </w:rPr>
+        <w:t xml:space="preserve">YoY revenue growth roughly: FY25 ~high-single-digit, FY26 ~10%, Q4 FY26 low-double-digit, Q1 FY27 +15.3% — steady mid-teens, not accelerating into a step-change; PAT growth is noisier due to one-offs</w:t>
+      </w:r>
+    </w:p>
+    <w:p>
+      <w:pPr>
+        <w:spacing w:after="120"/>
+      </w:pPr>
+      <w:r>
+        <w:rPr>
+          <w:color w:val="666666"/>
+          <w:sz w:val="18"/>
+          <w:szCs w:val="18"/>
+        </w:rPr>
+        <w:t xml:space="preserve">Reverse P/E: ~50x trailing needs ~28-30% EPS CAGR FY26-28 at a ~30x exit; a mid-teens revenue grower with flat margins delivers ~15-20% PAT growth, so the rate of change does not meet what the multiple requires</w:t>
+      </w:r>
+    </w:p>
+    <w:p>
+      <w:pPr>
+        <w:spacing w:after="120"/>
+      </w:pPr>
+      <w:r>
+        <w:rPr>
+          <w:b/>
+          <w:bCs/>
+          <w:sz w:val="20"/>
+          <w:szCs w:val="20"/>
+        </w:rPr>
+        <w:t xml:space="preserve">Management quality (TVGP's "P"):</w:t>
+      </w:r>
+    </w:p>
+    <w:tbl>
+      <w:tblPr>
+        <w:tblW w:type="dxa" w:w="9000"/>
+        <w:tblBorders>
+          <w:top w:val="single" w:color="auto" w:sz="4"/>
+          <w:left w:val="single" w:color="auto" w:sz="4"/>
+          <w:bottom w:val="single" w:color="auto" w:sz="4"/>
+          <w:right w:val="single" w:color="auto" w:sz="4"/>
+          <w:insideH w:val="single" w:color="auto" w:sz="4"/>
+          <w:insideV w:val="single" w:color="auto" w:sz="4"/>
+        </w:tblBorders>
+      </w:tblPr>
+      <w:tblGrid>
+        <w:gridCol w:w="3200"/>
+        <w:gridCol w:w="5800"/>
+      </w:tblGrid>
+      <w:tr>
+        <w:tc>
+          <w:tcPr>
+            <w:tcW w:type="dxa" w:w="3200"/>
+            <w:shd w:fill="F2F2F2" w:val="clear"/>
+          </w:tcPr>
+          <w:p>
+            <w:r>
+              <w:rPr>
+                <w:b/>
+                <w:bCs/>
+              </w:rPr>
+              <w:t xml:space="preserve">Assessment</w:t>
+            </w:r>
+          </w:p>
+        </w:tc>
+        <w:tc>
+          <w:tcPr>
+            <w:tcW w:type="dxa" w:w="5800"/>
+          </w:tcPr>
+          <w:p>
+            <w:r>
+              <w:t xml:space="preserve">neutral</w:t>
+            </w:r>
+          </w:p>
+        </w:tc>
+      </w:tr>
+      <w:tr>
+        <w:tc>
+          <w:tcPr>
+            <w:tcW w:type="dxa" w:w="3200"/>
+            <w:shd w:fill="F2F2F2" w:val="clear"/>
+          </w:tcPr>
+          <w:p>
+            <w:r>
+              <w:rPr>
+                <w:b/>
+                <w:bCs/>
+              </w:rPr>
+              <w:t xml:space="preserve">Capital allocation</w:t>
+            </w:r>
+          </w:p>
+        </w:tc>
+        <w:tc>
+          <w:tcPr>
+            <w:tcW w:type="dxa" w:w="5800"/>
+          </w:tcPr>
+          <w:p>
+            <w:r>
+              <w:t xml:space="preserve">Professional team (CEO ex-Jubilant) reinvesting in growth categories and service; incremental ROCE still low as the base returns are ~5-6%; no unrelated diversification; no dividend despite profits (neutral)</w:t>
+            </w:r>
+          </w:p>
+        </w:tc>
+      </w:tr>
+      <w:tr>
+        <w:tc>
+          <w:tcPr>
+            <w:tcW w:type="dxa" w:w="3200"/>
+            <w:shd w:fill="F2F2F2" w:val="clear"/>
+          </w:tcPr>
+          <w:p>
+            <w:r>
+              <w:rPr>
+                <w:b/>
+                <w:bCs/>
+              </w:rPr>
+              <w:t xml:space="preserve">Related-party trend</w:t>
+            </w:r>
+          </w:p>
+        </w:tc>
+        <w:tc>
+          <w:tcPr>
+            <w:tcW w:type="dxa" w:w="5800"/>
+          </w:tcPr>
+          <w:p>
+            <w:r>
+              <w:t xml:space="preserve">unclear</w:t>
+            </w:r>
+          </w:p>
+        </w:tc>
+      </w:tr>
+      <w:tr>
+        <w:tc>
+          <w:tcPr>
+            <w:tcW w:type="dxa" w:w="3200"/>
+            <w:shd w:fill="F2F2F2" w:val="clear"/>
+          </w:tcPr>
+          <w:p>
+            <w:r>
+              <w:rPr>
+                <w:b/>
+                <w:bCs/>
+              </w:rPr>
+              <w:t xml:space="preserve">Guidance credibility</w:t>
+            </w:r>
+          </w:p>
+        </w:tc>
+        <w:tc>
+          <w:tcPr>
+            <w:tcW w:type="dxa" w:w="5800"/>
+          </w:tcPr>
+          <w:p>
+            <w:r>
+              <w:t xml:space="preserve">no-track-record</w:t>
+            </w:r>
+          </w:p>
+        </w:tc>
+      </w:tr>
+      <w:tr>
+        <w:tc>
+          <w:tcPr>
+            <w:tcW w:type="dxa" w:w="3200"/>
+            <w:shd w:fill="F2F2F2" w:val="clear"/>
+          </w:tcPr>
+          <w:p>
+            <w:r>
+              <w:rPr>
+                <w:b/>
+                <w:bCs/>
+              </w:rPr>
+              <w:t xml:space="preserve">Shareholder returns</w:t>
+            </w:r>
+          </w:p>
+        </w:tc>
+        <w:tc>
+          <w:tcPr>
+            <w:tcW w:type="dxa" w:w="5800"/>
+          </w:tcPr>
+          <w:p>
+            <w:r>
+              <w:t xml:space="preserve">none</w:t>
+            </w:r>
+          </w:p>
+        </w:tc>
+      </w:tr>
+      <w:tr>
+        <w:tc>
+          <w:tcPr>
+            <w:tcW w:type="dxa" w:w="3200"/>
+            <w:shd w:fill="F2F2F2" w:val="clear"/>
+          </w:tcPr>
+          <w:p>
+            <w:r>
+              <w:rPr>
+                <w:b/>
+                <w:bCs/>
+              </w:rPr>
+              <w:t xml:space="preserve">Capability ladder / VAP</w:t>
+            </w:r>
+          </w:p>
+        </w:tc>
+        <w:tc>
+          <w:tcPr>
+            <w:tcW w:type="dxa" w:w="5800"/>
+          </w:tcPr>
+          <w:p>
+            <w:r>
+              <w:t xml:space="preserve">AMC/filters monetisation and new categories (air, robotics) framed as moving up the installed-base value curve</w:t>
+            </w:r>
+          </w:p>
+        </w:tc>
+      </w:tr>
+    </w:tbl>
+    <w:p>
+      <w:pPr>
+        <w:spacing w:after="120"/>
+      </w:pPr>
+      <w:r>
+        <w:rPr>
+          <w:b/>
+          <w:bCs/>
+          <w:sz w:val="20"/>
+          <w:szCs w:val="20"/>
+        </w:rPr>
+        <w:t xml:space="preserve">Quality metrics (ROCE · debt · FCF · margin · capex):</w:t>
+      </w:r>
+    </w:p>
+    <w:tbl>
+      <w:tblPr>
+        <w:tblW w:type="dxa" w:w="9000"/>
+        <w:tblBorders>
+          <w:top w:val="single" w:color="auto" w:sz="4"/>
+          <w:left w:val="single" w:color="auto" w:sz="4"/>
+          <w:bottom w:val="single" w:color="auto" w:sz="4"/>
+          <w:right w:val="single" w:color="auto" w:sz="4"/>
+          <w:insideH w:val="single" w:color="auto" w:sz="4"/>
+          <w:insideV w:val="single" w:color="auto" w:sz="4"/>
+        </w:tblBorders>
+      </w:tblPr>
+      <w:tblGrid>
+        <w:gridCol w:w="3200"/>
+        <w:gridCol w:w="5800"/>
+      </w:tblGrid>
+      <w:tr>
+        <w:tc>
+          <w:tcPr>
+            <w:tcW w:type="dxa" w:w="3200"/>
+            <w:shd w:fill="F2F2F2" w:val="clear"/>
+          </w:tcPr>
+          <w:p>
+            <w:r>
+              <w:rPr>
+                <w:b/>
+                <w:bCs/>
+              </w:rPr>
+              <w:t xml:space="preserve">Assessment</w:t>
+            </w:r>
+          </w:p>
+        </w:tc>
+        <w:tc>
+          <w:tcPr>
+            <w:tcW w:type="dxa" w:w="5800"/>
+          </w:tcPr>
+          <w:p>
+            <w:r>
+              <w:t xml:space="preserve">concern</w:t>
+            </w:r>
+          </w:p>
+        </w:tc>
+      </w:tr>
+      <w:tr>
+        <w:tc>
+          <w:tcPr>
+            <w:tcW w:type="dxa" w:w="3200"/>
+            <w:shd w:fill="F2F2F2" w:val="clear"/>
+          </w:tcPr>
+          <w:p>
+            <w:r>
+              <w:rPr>
+                <w:b/>
+                <w:bCs/>
+              </w:rPr>
+              <w:t xml:space="preserve">ROCE</w:t>
+            </w:r>
+          </w:p>
+        </w:tc>
+        <w:tc>
+          <w:tcPr>
+            <w:tcW w:type="dxa" w:w="5800"/>
+          </w:tcPr>
+          <w:p>
+            <w:r>
+              <w:t xml:space="preserve">5.5% (improving)</w:t>
+            </w:r>
+          </w:p>
+        </w:tc>
+      </w:tr>
+      <w:tr>
+        <w:tc>
+          <w:tcPr>
+            <w:tcW w:type="dxa" w:w="3200"/>
+            <w:shd w:fill="F2F2F2" w:val="clear"/>
+          </w:tcPr>
+          <w:p>
+            <w:r>
+              <w:rPr>
+                <w:b/>
+                <w:bCs/>
+              </w:rPr>
+              <w:t xml:space="preserve">Leverage</w:t>
+            </w:r>
+          </w:p>
+        </w:tc>
+        <w:tc>
+          <w:tcPr>
+            <w:tcW w:type="dxa" w:w="5800"/>
+          </w:tcPr>
+          <w:p>
+            <w:r>
+              <w:t xml:space="preserve">Net debt/EBITDA 0x</w:t>
+            </w:r>
+          </w:p>
+        </w:tc>
+      </w:tr>
+      <w:tr>
+        <w:tc>
+          <w:tcPr>
+            <w:tcW w:type="dxa" w:w="3200"/>
+            <w:shd w:fill="F2F2F2" w:val="clear"/>
+          </w:tcPr>
+          <w:p>
+            <w:r>
+              <w:rPr>
+                <w:b/>
+                <w:bCs/>
+              </w:rPr>
+              <w:t xml:space="preserve">FCF conversion</w:t>
+            </w:r>
+          </w:p>
+        </w:tc>
+        <w:tc>
+          <w:tcPr>
+            <w:tcW w:type="dxa" w:w="5800"/>
+          </w:tcPr>
+          <w:p>
+            <w:r>
+              <w:t xml:space="preserve">45%</w:t>
+            </w:r>
+          </w:p>
+        </w:tc>
+      </w:tr>
+      <w:tr>
+        <w:tc>
+          <w:tcPr>
+            <w:tcW w:type="dxa" w:w="3200"/>
+            <w:shd w:fill="F2F2F2" w:val="clear"/>
+          </w:tcPr>
+          <w:p>
+            <w:r>
+              <w:rPr>
+                <w:b/>
+                <w:bCs/>
+              </w:rPr>
+              <w:t xml:space="preserve">Margin trend</w:t>
+            </w:r>
+          </w:p>
+        </w:tc>
+        <w:tc>
+          <w:tcPr>
+            <w:tcW w:type="dxa" w:w="5800"/>
+          </w:tcPr>
+          <w:p>
+            <w:r>
+              <w:t xml:space="preserve">stable</w:t>
+            </w:r>
+          </w:p>
+        </w:tc>
+      </w:tr>
+      <w:tr>
+        <w:tc>
+          <w:tcPr>
+            <w:tcW w:type="dxa" w:w="3200"/>
+            <w:shd w:fill="F2F2F2" w:val="clear"/>
+          </w:tcPr>
+          <w:p>
+            <w:r>
+              <w:rPr>
+                <w:b/>
+                <w:bCs/>
+              </w:rPr>
+              <w:t xml:space="preserve">Capex efficiency</w:t>
+            </w:r>
+          </w:p>
+        </w:tc>
+        <w:tc>
+          <w:tcPr>
+            <w:tcW w:type="dxa" w:w="5800"/>
+          </w:tcPr>
+          <w:p>
+            <w:r>
+              <w:t xml:space="preserve">neutral</w:t>
+            </w:r>
+          </w:p>
+        </w:tc>
+      </w:tr>
+    </w:tbl>
+    <w:p>
+      <w:pPr>
+        <w:spacing w:after="60" w:before="120"/>
+      </w:pPr>
+      <w:r>
+        <w:rPr>
+          <w:b/>
+          <w:bCs/>
+          <w:sz w:val="20"/>
+          <w:szCs w:val="20"/>
+        </w:rPr>
+        <w:t xml:space="preserve">Track record (Coffee Can persistence check): </w:t>
+      </w:r>
+      <w:r>
+        <w:rPr>
+          <w:sz w:val="20"/>
+          <w:szCs w:val="20"/>
+        </w:rPr>
+        <w:t xml:space="preserve">cleared revenue growth ≥10% AND ROCE ≥15% in 0 of the last 3 years (consistency_score 0)</w:t>
+      </w:r>
+    </w:p>
+    <w:p>
+      <w:pPr>
+        <w:spacing w:after="120"/>
+      </w:pPr>
+      <w:r>
+        <w:rPr>
+          <w:color w:val="666666"/>
+          <w:sz w:val="18"/>
+          <w:szCs w:val="18"/>
+        </w:rPr>
+        <w:t xml:space="preserve">FY24-FY26 verifiable from recent filings; none cleared the bar of BOTH revenue growth &gt;=10% AND ROCE &gt;=15% in the same year — revenue growth was around the line only in FY26/Q1 FY27, and ROCE has stayed ~5-6% throughout. Pre-turnaround years would fail more clearly.</w:t>
+      </w:r>
+    </w:p>
+    <w:p>
+      <w:pPr>
+        <w:pStyle w:val="Heading1"/>
+        <w:spacing w:after="120" w:before="280"/>
+      </w:pPr>
+      <w:r>
+        <w:t xml:space="preserve">Technical Read (Weekly / Monthly MACD + Bollinger Bands, or RSI/CCI/Williams %R proxy)</w:t>
+      </w:r>
+    </w:p>
+    <w:p>
+      <w:pPr>
+        <w:spacing w:after="120"/>
+      </w:pPr>
+      <w:r>
+        <w:t xml:space="preserve">Not pulled this pass — no browser escalation triggered.</w:t>
+      </w:r>
+    </w:p>
+    <w:p>
+      <w:pPr>
+        <w:pStyle w:val="Heading1"/>
+        <w:spacing w:after="120" w:before="280"/>
+      </w:pPr>
+      <w:r>
+        <w:t xml:space="preserve">ValuePickr Community Signal</w:t>
+      </w:r>
+    </w:p>
+    <w:p>
+      <w:pPr>
+        <w:spacing w:after="120"/>
+      </w:pPr>
+      <w:r>
+        <w:t xml:space="preserve">Read the entire available thread (8 of 8 posts, spanning Jun 2025 to Mar 2026 — a new, thin company thread). harsh.beria93 (trusted, elevated-tier) opened the thread and disclosed being invested, citing category leadership. A non-trusted user (abkamath) raised a real, specific concern: promoters (Advent International) have pledged the bulk of their equity against bank loans and reduced shareholding over 3 years, alongside the still-single-digit ROE.</w:t>
+      </w:r>
+    </w:p>
+    <w:p>
+      <w:pPr>
+        <w:spacing w:after="120"/>
+      </w:pPr>
+      <w:r>
+        <w:rPr>
+          <w:b/>
+          <w:bCs/>
+          <w:sz w:val="20"/>
+          <w:szCs w:val="20"/>
+        </w:rPr>
+        <w:t xml:space="preserve">High-conviction call from a top contributor: </w:t>
+      </w:r>
+      <w:r>
+        <w:rPr>
+          <w:sz w:val="20"/>
+          <w:szCs w:val="20"/>
+        </w:rPr>
+        <w:t xml:space="preserve">harsh.beria93 (trusted, elevated-tier, per source_detail from a separate portfolio thread) disclosed 'I bought Eureka because they are leaders in water purifier market' with repeated discussion posts. Within the (thin) company thread itself, the promoter-pledge concern was countered by another poster (Unknowninvestor) explaining that Advent, as a PE sponsor, commonly pledges holdings/raises debt to redeploy capital elsewhere and plans to eventually exit fully as the company becomes a standalone professionally-run entity — a plausible explanation, though it doesn't eliminate the pledge as a real balance-sheet risk in the interim.</w:t>
+      </w:r>
+    </w:p>
+    <w:p>
+      <w:pPr>
+        <w:pStyle w:val="Heading1"/>
+        <w:spacing w:after="120" w:before="280"/>
+      </w:pPr>
+      <w:r>
+        <w:t xml:space="preserve">Trusted-User Signals (Ongoing)</w:t>
+      </w:r>
+    </w:p>
+    <w:p>
+      <w:pPr>
+        <w:spacing w:after="120"/>
+      </w:pPr>
+      <w:r>
+        <w:rPr>
+          <w:i/>
+          <w:iCs/>
+          <w:color w:val="666666"/>
+          <w:sz w:val="18"/>
+          <w:szCs w:val="18"/>
+        </w:rPr>
+        <w:t xml:space="preserve">Every time a trusted user expresses clear conviction on this stock, most recent first — this section accumulates over time, it isn't a one-time snapshot.</w:t>
+      </w:r>
+    </w:p>
+    <w:p>
+      <w:pPr>
+        <w:spacing w:after="100"/>
+      </w:pPr>
+      <w:r>
+        <w:rPr>
+          <w:b/>
+          <w:bCs/>
+          <w:sz w:val="20"/>
+          <w:szCs w:val="20"/>
+        </w:rPr>
+        <w:t xml:space="preserve">dated language, posts #570, #576-589 in source thread — harsh.beria93 (trusted, elevated-tier)</w:t>
+      </w:r>
+      <w:r>
+        <w:rPr>
+          <w:i/>
+          <w:iCs/>
+          <w:color w:val="666666"/>
+          <w:sz w:val="18"/>
+          <w:szCs w:val="18"/>
+        </w:rPr>
         <w:t xml:space="preserve"> (The harsh portfolio! (backfill source; the dedicated Eureka Forbes company thread is separate and much thinner))</w:t>
       </w:r>
       <w:r>
@@ -405,7 +2608,7 @@
         <w:spacing w:after="120"/>
       </w:pPr>
       <w:r>
-        <w:t xml:space="preserve">No SEBI/regulatory action found. Promoter (Advent International) has pledged ~54% of equity against bank loans and reduced shareholding ~11% over 3 years — a real, disclosed risk factor, though explained by forum posters as typical PE-sponsor capital-structure management rather than financial distress at the operating company.</w:t>
+        <w:t xml:space="preserve">No SEBI/regulatory action found. In August 2026 promoters (Advent) pledged ~62.55% of the company's shares — essentially their entire ~62.6% holding — against a ~USD 92m debt refinancing. This is an escalation of the earlier ~54% pledge and, while explained as standard PE-sponsor capital-structure management (leverage at the sponsor, not distress at the operating company), it leaves the promoter stake almost fully encumbered. Company pays no dividend despite reporting profits.</w:t>
       </w:r>
     </w:p>
     <w:p>
@@ -427,46 +2630,46 @@
         <w:spacing w:after="60"/>
       </w:pPr>
       <w:r>
-        <w:t xml:space="preserve">Genuine category leadership in two large, growing categories (45% water-purifier share, 60% vacuum-cleaner share) with structural tailwinds (water/air-quality awareness rising in tier-1/tier-2 cities)</w:t>
-      </w:r>
-    </w:p>
-    <w:p>
-      <w:pPr>
-        <w:pStyle w:val="ListParagraph"/>
-        <w:numPr>
-          <w:ilvl w:val="0"/>
-          <w:numId w:val="1"/>
-        </w:numPr>
-        <w:spacing w:after="60"/>
-      </w:pPr>
-      <w:r>
-        <w:t xml:space="preserve">Real, fast recent growth (YoY revenue +60.93%, 5-yr profit CAGR 160%) consistent with a credible operational turnaround under new professional management (CEO Pratik Pota)</w:t>
-      </w:r>
-    </w:p>
-    <w:p>
-      <w:pPr>
-        <w:pStyle w:val="ListParagraph"/>
-        <w:numPr>
-          <w:ilvl w:val="0"/>
-          <w:numId w:val="1"/>
-        </w:numPr>
-        <w:spacing w:after="60"/>
-      </w:pPr>
-      <w:r>
-        <w:t xml:space="preserve">Near-debt-free at the operating-company level, with genuine trusted-user conviction from harsh.beria93 citing the category-leadership thesis directly</w:t>
-      </w:r>
-    </w:p>
-    <w:p>
-      <w:pPr>
-        <w:pStyle w:val="ListParagraph"/>
-        <w:numPr>
-          <w:ilvl w:val="0"/>
-          <w:numId w:val="1"/>
-        </w:numPr>
-        <w:spacing w:after="60"/>
-      </w:pPr>
-      <w:r>
-        <w:t xml:space="preserve">AMC (annual maintenance contract) monetization and anti-counterfeit-agency initiatives cited as a real, underappreciated second-order growth lever on the installed base</w:t>
+        <w:t xml:space="preserve">Genuine category leadership in two large categories (Aquaguard ~45% water-purifier share, ~60% vacuum-cleaner share), a strong consumer brand, and a large AMC/service installed base; low water-purifier penetration + rising water/air-quality awareness is a real structural tailwind</w:t>
+      </w:r>
+    </w:p>
+    <w:p>
+      <w:pPr>
+        <w:pStyle w:val="ListParagraph"/>
+        <w:numPr>
+          <w:ilvl w:val="0"/>
+          <w:numId w:val="1"/>
+        </w:numPr>
+        <w:spacing w:after="60"/>
+      </w:pPr>
+      <w:r>
+        <w:t xml:space="preserve">Steady mid-teens topline: Q1 FY27 revenue +15.3% with market-share gains in water purifiers and traction in newer categories (air purifiers, robotics); AMC bookings growing double-digit</w:t>
+      </w:r>
+    </w:p>
+    <w:p>
+      <w:pPr>
+        <w:pStyle w:val="ListParagraph"/>
+        <w:numPr>
+          <w:ilvl w:val="0"/>
+          <w:numId w:val="1"/>
+        </w:numPr>
+        <w:spacing w:after="60"/>
+      </w:pPr>
+      <w:r>
+        <w:t xml:space="preserve">Near-debt-free at the operating-company level; professional management (CEO Pratik Pota) with a stated FY30 plan to double revenue and triple EBITDA</w:t>
+      </w:r>
+    </w:p>
+    <w:p>
+      <w:pPr>
+        <w:pStyle w:val="ListParagraph"/>
+        <w:numPr>
+          <w:ilvl w:val="0"/>
+          <w:numId w:val="1"/>
+        </w:numPr>
+        <w:spacing w:after="60"/>
+      </w:pPr>
+      <w:r>
+        <w:t xml:space="preserve">Trusted-user conviction from harsh.beria93 citing the category-leadership thesis directly</w:t>
       </w:r>
     </w:p>
     <w:p>
@@ -488,46 +2691,59 @@
         <w:spacing w:after="60"/>
       </w:pPr>
       <w:r>
-        <w:t xml:space="preserve">Trailing return ratios remain genuinely weak (single-digit ROE/ROCE) — this turnaround is still early and unproven at the profitability level, not yet a demonstrated compounder</w:t>
-      </w:r>
-    </w:p>
-    <w:p>
-      <w:pPr>
-        <w:pStyle w:val="ListParagraph"/>
-        <w:numPr>
-          <w:ilvl w:val="0"/>
-          <w:numId w:val="1"/>
-        </w:numPr>
-        <w:spacing w:after="60"/>
-      </w:pPr>
-      <w:r>
-        <w:t xml:space="preserve">A real, disclosed risk: promoter (Advent, a PE firm) has pledged ~54% of equity and reduced shareholding ~11% over 3 years — even if explained as normal PE capital-structure management, this is a genuine balance-sheet risk while the pledge remains outstanding</w:t>
-      </w:r>
-    </w:p>
-    <w:p>
-      <w:pPr>
-        <w:pStyle w:val="ListParagraph"/>
-        <w:numPr>
-          <w:ilvl w:val="0"/>
-          <w:numId w:val="1"/>
-        </w:numPr>
-        <w:spacing w:after="60"/>
-      </w:pPr>
-      <w:r>
-        <w:t xml:space="preserve">This project's older, separate 108-stock research flagged Eureka Forbes (as 'excluded_large') for being 'down-trending' — informational context worth weighing alongside the more recent growth numbers</w:t>
-      </w:r>
-    </w:p>
-    <w:p>
-      <w:pPr>
-        <w:pStyle w:val="ListParagraph"/>
-        <w:numPr>
-          <w:ilvl w:val="0"/>
-          <w:numId w:val="1"/>
-        </w:numPr>
-        <w:spacing w:after="60"/>
-      </w:pPr>
-      <w:r>
-        <w:t xml:space="preserve">The company thread itself is very thin (8 posts) — this is early-stage community coverage without sustained, multi-quarter diligence</w:t>
+        <w:t xml:space="preserve">Turnaround has not reached the return line: ROE ~4%, ROCE ~5-6%, unchanged; Q1 FY27 adjusted EBITDA margin actually fell ~46 bps YoY and the PAT jump leaned on a ~Rs 19.5 Cr exceptional item</w:t>
+      </w:r>
+    </w:p>
+    <w:p>
+      <w:pPr>
+        <w:pStyle w:val="ListParagraph"/>
+        <w:numPr>
+          <w:ilvl w:val="0"/>
+          <w:numId w:val="1"/>
+        </w:numPr>
+        <w:spacing w:after="60"/>
+      </w:pPr>
+      <w:r>
+        <w:t xml:space="preserve">Valuation already rich: ~50x trailing earnings / ~30x EV-EBITDA for a ~10-15% grower on single-digit returns — the turnaround is priced as if it has already worked</w:t>
+      </w:r>
+    </w:p>
+    <w:p>
+      <w:pPr>
+        <w:pStyle w:val="ListParagraph"/>
+        <w:numPr>
+          <w:ilvl w:val="0"/>
+          <w:numId w:val="1"/>
+        </w:numPr>
+        <w:spacing w:after="60"/>
+      </w:pPr>
+      <w:r>
+        <w:t xml:space="preserve">Promoter pledge escalated to ~62.55% of shares (essentially the entire promoter stake) in Aug 2026 for a USD 92m refinancing; promoter has also trimmed its holding over time and the company pays no dividend</w:t>
+      </w:r>
+    </w:p>
+    <w:p>
+      <w:pPr>
+        <w:pStyle w:val="ListParagraph"/>
+        <w:numPr>
+          <w:ilvl w:val="0"/>
+          <w:numId w:val="1"/>
+        </w:numPr>
+        <w:spacing w:after="60"/>
+      </w:pPr>
+      <w:r>
+        <w:t xml:space="preserve">FY30 aspiration (double revenue / triple EBITDA off FY25) implies ~25% EBITDA CAGR that current-quarter margins do not yet support; execution risk is high and the guidance is aspiration, not a dated commitment</w:t>
+      </w:r>
+    </w:p>
+    <w:p>
+      <w:pPr>
+        <w:pStyle w:val="ListParagraph"/>
+        <w:numPr>
+          <w:ilvl w:val="0"/>
+          <w:numId w:val="1"/>
+        </w:numPr>
+        <w:spacing w:after="60"/>
+      </w:pPr>
+      <w:r>
+        <w:t xml:space="preserve">This project's older 108-stock research flagged Eureka Forbes ('excluded_large') as 'down-trending'; the dedicated VP company thread is very thin (8 posts) with no sustained multi-quarter diligence</w:t>
       </w:r>
     </w:p>
     <w:p>
@@ -571,7 +2787,35 @@
           <w:sz w:val="24"/>
           <w:szCs w:val="24"/>
         </w:rPr>
-        <w:t xml:space="preserve">10x-in-2-3-years</w:t>
+        <w:t xml:space="preserve">neither</w:t>
+      </w:r>
+    </w:p>
+    <w:p>
+      <w:pPr>
+        <w:spacing w:after="120"/>
+      </w:pPr>
+      <w:r>
+        <w:rPr>
+          <w:color w:val="666666"/>
+          <w:sz w:val="20"/>
+          <w:szCs w:val="20"/>
+        </w:rPr>
+        <w:t xml:space="preserve">4-box gate — tailwind: yes · TAM: no · moat: yes · valuation: no  (score 2 / 4)</w:t>
+      </w:r>
+    </w:p>
+    <w:p>
+      <w:pPr>
+        <w:spacing w:after="120"/>
+      </w:pPr>
+      <w:r>
+        <w:rPr>
+          <w:i/>
+          <w:iCs/>
+          <w:color w:val="666666"/>
+          <w:sz w:val="20"/>
+          <w:szCs w:val="20"/>
+        </w:rPr>
+        <w:t xml:space="preserve">Tailwind yes: low water-purifier penetration + rising water/air-quality awareness is a genuine multi-year consumer driver. TAM no: a 10x from ~Rs 8,050 Cr needs ~Rs 80,000 Cr and management itself only targets doubling revenue by FY30. Moat yes: Aquaguard/Forbes brand + ~45%/60% category shares + largest direct-service installed base. Valuation no: ~50x trailing earnings / ~30x EV-EBITDA on a ~4% ROE business — the turnaround is already priced. Score 2.0, no written exception =&gt; thesis_fit 'neither'. (Prior file scored 3.5 on an overstated ~61% growth figure now corrected to ~10%.)</w:t>
       </w:r>
     </w:p>
     <w:p>
@@ -594,59 +2838,59 @@
           <w:sz w:val="24"/>
           <w:szCs w:val="24"/>
         </w:rPr>
-        <w:t xml:space="preserve">A genuine category-leader turnaround with real recent growth, tempered by weak trailing returns and a real promoter-pledge risk that hasn't yet resolved</w:t>
-      </w:r>
-    </w:p>
-    <w:p>
-      <w:pPr>
-        <w:pStyle w:val="ListParagraph"/>
-        <w:numPr>
-          <w:ilvl w:val="0"/>
-          <w:numId w:val="1"/>
-        </w:numPr>
-        <w:spacing w:after="60"/>
-      </w:pPr>
-      <w:r>
-        <w:t xml:space="preserve">This fits the weak-trailing-plus-strong-recent-catalyst pattern this project applies to mid-caps: single-digit trailing ROE/ROCE from the pre-turnaround era, now followed by genuinely strong recent growth (60.93% YoY revenue, 160% 5-yr profit CAGR) under new professional management with real category-leadership fundamentals (45%/60% market shares).</w:t>
-      </w:r>
-    </w:p>
-    <w:p>
-      <w:pPr>
-        <w:pStyle w:val="ListParagraph"/>
-        <w:numPr>
-          <w:ilvl w:val="0"/>
-          <w:numId w:val="1"/>
-        </w:numPr>
-        <w:spacing w:after="60"/>
-      </w:pPr>
-      <w:r>
-        <w:t xml:space="preserve">The trusted signal (harsh.beria93 disclosing a direct investment citing category leadership) is real, though the dedicated company thread itself is thin and doesn't yet show sustained multi-quarter diligence.</w:t>
-      </w:r>
-    </w:p>
-    <w:p>
-      <w:pPr>
-        <w:pStyle w:val="ListParagraph"/>
-        <w:numPr>
-          <w:ilvl w:val="0"/>
-          <w:numId w:val="1"/>
-        </w:numPr>
-        <w:spacing w:after="60"/>
-      </w:pPr>
-      <w:r>
-        <w:t xml:space="preserve">The promoter pledge (~54% of equity) is a genuine, disclosed risk that should not be waved away even though it's explained as typical PE-sponsor behavior — it remains a real balance-sheet vulnerability while outstanding, and the promoter has also been reducing its stake over time.</w:t>
-      </w:r>
-    </w:p>
-    <w:p>
-      <w:pPr>
-        <w:pStyle w:val="ListParagraph"/>
-        <w:numPr>
-          <w:ilvl w:val="0"/>
-          <w:numId w:val="1"/>
-        </w:numPr>
-        <w:spacing w:after="60"/>
-      </w:pPr>
-      <w:r>
-        <w:t xml:space="preserve">Given the real turnaround signal balanced against still-weak trailing profitability, thin community coverage, and an unresolved pledge risk, conviction is set to Low with thesis_fit '10x-in-2-3-years' carrying an explicit unconfirmed caveat — revisit once ROE/ROCE show sustained improvement and the pledge situation is clarified.</w:t>
+        <w:t xml:space="preserve">A real brand and category leadership, but a slow, still-unprofitable turnaround priced at ~50x with the promoter stake almost fully pledged — the 10x case does not hold once the real growth numbers are used</w:t>
+      </w:r>
+    </w:p>
+    <w:p>
+      <w:pPr>
+        <w:pStyle w:val="ListParagraph"/>
+        <w:numPr>
+          <w:ilvl w:val="0"/>
+          <w:numId w:val="1"/>
+        </w:numPr>
+        <w:spacing w:after="60"/>
+      </w:pPr>
+      <w:r>
+        <w:t xml:space="preserve">Pass-1 deep read corrected the fundamentals: FY26 revenue grew ~10% (not the ~61% previously in this file) and profit CAGR is nowhere near 160%; ROE/ROCE remain ~4% / ~5-6% with no inflection, and Q1 FY27 margins fell YoY.</w:t>
+      </w:r>
+    </w:p>
+    <w:p>
+      <w:pPr>
+        <w:pStyle w:val="ListParagraph"/>
+        <w:numPr>
+          <w:ilvl w:val="0"/>
+          <w:numId w:val="1"/>
+        </w:numPr>
+        <w:spacing w:after="60"/>
+      </w:pPr>
+      <w:r>
+        <w:t xml:space="preserve">Four-box re-scored to 2.0 (tailwind yes; moat yes via Aquaguard brand + service base; tam NO — a 10x from ~Rs 8,050 Cr needs ~Rs 80,000 Cr and management itself only targets doubling revenue by FY30; valuation NO — ~50x trailing on a single-digit-ROE business). Score 2.0 with no written exception (valuation box not yes, growth not un-ignorable, not a large-cap named inflection) =&gt; thesis_fit 'neither', per the decision table.</w:t>
+      </w:r>
+    </w:p>
+    <w:p>
+      <w:pPr>
+        <w:pStyle w:val="ListParagraph"/>
+        <w:numPr>
+          <w:ilvl w:val="0"/>
+          <w:numId w:val="1"/>
+        </w:numPr>
+        <w:spacing w:after="60"/>
+      </w:pPr>
+      <w:r>
+        <w:t xml:space="preserve">The Aug-2026 escalation of the promoter pledge to ~62.55% of shares (the whole promoter stake) is a genuine governance/balance-sheet caveat; even read as normal PE-sponsor leverage it keeps conviction low.</w:t>
+      </w:r>
+    </w:p>
+    <w:p>
+      <w:pPr>
+        <w:pStyle w:val="ListParagraph"/>
+        <w:numPr>
+          <w:ilvl w:val="0"/>
+          <w:numId w:val="1"/>
+        </w:numPr>
+        <w:spacing w:after="60"/>
+      </w:pPr>
+      <w:r>
+        <w:t xml:space="preserve">Conviction held at Low: weak trailing profitability, rich multiple, aspirational (not committed) FY30 targets, near-full promoter pledge, and thin community coverage. Revisit if ROE/ROCE show a sustained move toward mid-teens and the pledge is unwound.</w:t>
       </w:r>
     </w:p>
     <w:p>
